--- a/350A_Digital_Governor_Spec.docx
+++ b/350A_Digital_Governor_Spec.docx
@@ -46,7 +46,7 @@
           <w:sz w:val="22"/>
           <w:szCs w:val="22"/>
         </w:rPr>
-        <w:t xml:space="preserve">Technical Specification  ·  Revision 1.0  ·  March 2026</w:t>
+        <w:t>Technical Specification  ·  Revision 3.0  ·  April 2026</w:t>
       </w:r>
     </w:p>
     <w:p>
@@ -876,7 +876,7 @@
           <w:sz w:val="22"/>
           <w:szCs w:val="22"/>
         </w:rPr>
-        <w:t xml:space="preserve">The controller is built around an Arduino Nano (ATmega328P) with supporting circuitry on a custom 2-layer PCB. The design uses optocoupler isolation on the magneto pulse input, a ULN2003A Darlington array for relay drive, and a regulated 5V supply derived from aircraft 12V bus power.</w:t>
+        <w:t>The controller is built around an Arduino Nano (ATmega328P) with supporting circuitry on a custom 2-layer PCB. The design uses optocoupler isolation on the magneto pulse input, NPN+PNP discrete transistor pairs (Q1–Q4) for relay drive, and a regulated 5V supply derived from aircraft 12V bus power.</w:t>
       </w:r>
     </w:p>
     <w:p>
@@ -943,7 +943,7 @@
           <w:sz w:val="22"/>
           <w:szCs w:val="22"/>
         </w:rPr>
-        <w:t xml:space="preserve">Arduino D6/D7 → ULN2003A → INC/DEC relay coils (Pin C / Pin D)</w:t>
+        <w:t>Arduino D6/D7 → NPN+PNP transistor pairs (Q3/Q1, Q4/Q2) → INC/DEC relay coils (Pin C / Pin D)</w:t>
       </w:r>
     </w:p>
     <w:p>
@@ -1683,7 +1683,7 @@
                 <w:sz w:val="20"/>
                 <w:szCs w:val="20"/>
               </w:rPr>
-              <w:t xml:space="preserve">KiCad 8</w:t>
+              <w:t>KiCad 10</w:t>
             </w:r>
           </w:p>
         </w:tc>
@@ -2257,23 +2257,23 @@
               <w:bottom w:val="single" w:color="CCCCCC" w:sz="1"/>
               <w:right w:val="single" w:color="CCCCCC" w:sz="1"/>
             </w:tcBorders>
-            <w:shd w:fill="FFFFFF" w:val="clear"/>
-            <w:tcMar>
-              <w:top w:type="dxa" w:w="60"/>
-              <w:left w:type="dxa" w:w="120"/>
-              <w:bottom w:type="dxa" w:w="60"/>
-              <w:right w:type="dxa" w:w="120"/>
-            </w:tcMar>
-          </w:tcPr>
-          <w:p>
-            <w:r>
-              <w:rPr>
-                <w:rFonts w:ascii="Arial" w:cs="Arial" w:eastAsia="Arial" w:hAnsi="Arial"/>
-                <w:color w:val="1A1A1A"/>
-                <w:sz w:val="20"/>
-                <w:szCs w:val="20"/>
-              </w:rPr>
-              <w:t xml:space="preserve">U2</w:t>
+            <w:shd w:fill="F2F2F2" w:val="clear"/>
+            <w:tcMar>
+              <w:top w:type="dxa" w:w="60"/>
+              <w:left w:type="dxa" w:w="120"/>
+              <w:bottom w:type="dxa" w:w="60"/>
+              <w:right w:type="dxa" w:w="120"/>
+            </w:tcMar>
+          </w:tcPr>
+          <w:p>
+            <w:r>
+              <w:rPr>
+                <w:rFonts w:ascii="Arial" w:cs="Arial" w:eastAsia="Arial" w:hAnsi="Arial"/>
+                <w:color w:val="1A1A1A"/>
+                <w:sz w:val="20"/>
+                <w:szCs w:val="20"/>
+              </w:rPr>
+              <w:t xml:space="preserve">PS1</w:t>
             </w:r>
           </w:p>
         </w:tc>
@@ -2286,23 +2286,23 @@
               <w:bottom w:val="single" w:color="CCCCCC" w:sz="1"/>
               <w:right w:val="single" w:color="CCCCCC" w:sz="1"/>
             </w:tcBorders>
-            <w:shd w:fill="FFFFFF" w:val="clear"/>
-            <w:tcMar>
-              <w:top w:type="dxa" w:w="60"/>
-              <w:left w:type="dxa" w:w="120"/>
-              <w:bottom w:type="dxa" w:w="60"/>
-              <w:right w:type="dxa" w:w="120"/>
-            </w:tcMar>
-          </w:tcPr>
-          <w:p>
-            <w:r>
-              <w:rPr>
-                <w:rFonts w:ascii="Arial" w:cs="Arial" w:eastAsia="Arial" w:hAnsi="Arial"/>
-                <w:color w:val="1A1A1A"/>
-                <w:sz w:val="20"/>
-                <w:szCs w:val="20"/>
-              </w:rPr>
-              <w:t xml:space="preserve">Darlington Array</w:t>
+            <w:shd w:fill="F2F2F2" w:val="clear"/>
+            <w:tcMar>
+              <w:top w:type="dxa" w:w="60"/>
+              <w:left w:type="dxa" w:w="120"/>
+              <w:bottom w:type="dxa" w:w="60"/>
+              <w:right w:type="dxa" w:w="120"/>
+            </w:tcMar>
+          </w:tcPr>
+          <w:p>
+            <w:r>
+              <w:rPr>
+                <w:rFonts w:ascii="Arial" w:cs="Arial" w:eastAsia="Arial" w:hAnsi="Arial"/>
+                <w:color w:val="1A1A1A"/>
+                <w:sz w:val="20"/>
+                <w:szCs w:val="20"/>
+              </w:rPr>
+              <w:t xml:space="preserve">Buck Regulator</w:t>
             </w:r>
           </w:p>
         </w:tc>
@@ -2315,23 +2315,23 @@
               <w:bottom w:val="single" w:color="CCCCCC" w:sz="1"/>
               <w:right w:val="single" w:color="CCCCCC" w:sz="1"/>
             </w:tcBorders>
-            <w:shd w:fill="FFFFFF" w:val="clear"/>
-            <w:tcMar>
-              <w:top w:type="dxa" w:w="60"/>
-              <w:left w:type="dxa" w:w="120"/>
-              <w:bottom w:type="dxa" w:w="60"/>
-              <w:right w:type="dxa" w:w="120"/>
-            </w:tcMar>
-          </w:tcPr>
-          <w:p>
-            <w:r>
-              <w:rPr>
-                <w:rFonts w:ascii="Arial" w:cs="Arial" w:eastAsia="Arial" w:hAnsi="Arial"/>
-                <w:color w:val="1A1A1A"/>
-                <w:sz w:val="20"/>
-                <w:szCs w:val="20"/>
-              </w:rPr>
-              <w:t xml:space="preserve">ULN2003A</w:t>
+            <w:shd w:fill="F2F2F2" w:val="clear"/>
+            <w:tcMar>
+              <w:top w:type="dxa" w:w="60"/>
+              <w:left w:type="dxa" w:w="120"/>
+              <w:bottom w:type="dxa" w:w="60"/>
+              <w:right w:type="dxa" w:w="120"/>
+            </w:tcMar>
+          </w:tcPr>
+          <w:p>
+            <w:r>
+              <w:rPr>
+                <w:rFonts w:ascii="Arial" w:cs="Arial" w:eastAsia="Arial" w:hAnsi="Arial"/>
+                <w:color w:val="1A1A1A"/>
+                <w:sz w:val="20"/>
+                <w:szCs w:val="20"/>
+              </w:rPr>
+              <w:t xml:space="preserve">LM2596 5V</w:t>
             </w:r>
           </w:p>
         </w:tc>
@@ -2344,23 +2344,23 @@
               <w:bottom w:val="single" w:color="CCCCCC" w:sz="1"/>
               <w:right w:val="single" w:color="CCCCCC" w:sz="1"/>
             </w:tcBorders>
-            <w:shd w:fill="FFFFFF" w:val="clear"/>
-            <w:tcMar>
-              <w:top w:type="dxa" w:w="60"/>
-              <w:left w:type="dxa" w:w="120"/>
-              <w:bottom w:type="dxa" w:w="60"/>
-              <w:right w:type="dxa" w:w="120"/>
-            </w:tcMar>
-          </w:tcPr>
-          <w:p>
-            <w:r>
-              <w:rPr>
-                <w:rFonts w:ascii="Arial" w:cs="Arial" w:eastAsia="Arial" w:hAnsi="Arial"/>
-                <w:color w:val="1A1A1A"/>
-                <w:sz w:val="20"/>
-                <w:szCs w:val="20"/>
-              </w:rPr>
-              <w:t xml:space="preserve">DigiKey #599603</w:t>
+            <w:shd w:fill="F2F2F2" w:val="clear"/>
+            <w:tcMar>
+              <w:top w:type="dxa" w:w="60"/>
+              <w:left w:type="dxa" w:w="120"/>
+              <w:bottom w:type="dxa" w:w="60"/>
+              <w:right w:type="dxa" w:w="120"/>
+            </w:tcMar>
+          </w:tcPr>
+          <w:p>
+            <w:r>
+              <w:rPr>
+                <w:rFonts w:ascii="Arial" w:cs="Arial" w:eastAsia="Arial" w:hAnsi="Arial"/>
+                <w:color w:val="1A1A1A"/>
+                <w:sz w:val="20"/>
+                <w:szCs w:val="20"/>
+              </w:rPr>
+              <w:t xml:space="preserve">Amazon 5-pack</w:t>
             </w:r>
           </w:p>
         </w:tc>
@@ -2373,23 +2373,23 @@
               <w:bottom w:val="single" w:color="CCCCCC" w:sz="1"/>
               <w:right w:val="single" w:color="CCCCCC" w:sz="1"/>
             </w:tcBorders>
-            <w:shd w:fill="FFFFFF" w:val="clear"/>
-            <w:tcMar>
-              <w:top w:type="dxa" w:w="60"/>
-              <w:left w:type="dxa" w:w="120"/>
-              <w:bottom w:type="dxa" w:w="60"/>
-              <w:right w:type="dxa" w:w="120"/>
-            </w:tcMar>
-          </w:tcPr>
-          <w:p>
-            <w:r>
-              <w:rPr>
-                <w:rFonts w:ascii="Arial" w:cs="Arial" w:eastAsia="Arial" w:hAnsi="Arial"/>
-                <w:color w:val="1A1A1A"/>
-                <w:sz w:val="20"/>
-                <w:szCs w:val="20"/>
-              </w:rPr>
-              <w:t xml:space="preserve">DIP-16; STMicro</w:t>
+            <w:shd w:fill="F2F2F2" w:val="clear"/>
+            <w:tcMar>
+              <w:top w:type="dxa" w:w="60"/>
+              <w:left w:type="dxa" w:w="120"/>
+              <w:bottom w:type="dxa" w:w="60"/>
+              <w:right w:type="dxa" w:w="120"/>
+            </w:tcMar>
+          </w:tcPr>
+          <w:p>
+            <w:r>
+              <w:rPr>
+                <w:rFonts w:ascii="Arial" w:cs="Arial" w:eastAsia="Arial" w:hAnsi="Arial"/>
+                <w:color w:val="1A1A1A"/>
+                <w:sz w:val="20"/>
+                <w:szCs w:val="20"/>
+              </w:rPr>
+              <w:t xml:space="preserve">Adjust to 5.0V before install</w:t>
             </w:r>
           </w:p>
         </w:tc>
@@ -2404,23 +2404,23 @@
               <w:bottom w:val="single" w:color="CCCCCC" w:sz="1"/>
               <w:right w:val="single" w:color="CCCCCC" w:sz="1"/>
             </w:tcBorders>
-            <w:shd w:fill="F2F2F2" w:val="clear"/>
-            <w:tcMar>
-              <w:top w:type="dxa" w:w="60"/>
-              <w:left w:type="dxa" w:w="120"/>
-              <w:bottom w:type="dxa" w:w="60"/>
-              <w:right w:type="dxa" w:w="120"/>
-            </w:tcMar>
-          </w:tcPr>
-          <w:p>
-            <w:r>
-              <w:rPr>
-                <w:rFonts w:ascii="Arial" w:cs="Arial" w:eastAsia="Arial" w:hAnsi="Arial"/>
-                <w:color w:val="1A1A1A"/>
-                <w:sz w:val="20"/>
-                <w:szCs w:val="20"/>
-              </w:rPr>
-              <w:t xml:space="preserve">PS1</w:t>
+            <w:shd w:fill="FFFFFF" w:val="clear"/>
+            <w:tcMar>
+              <w:top w:type="dxa" w:w="60"/>
+              <w:left w:type="dxa" w:w="120"/>
+              <w:bottom w:type="dxa" w:w="60"/>
+              <w:right w:type="dxa" w:w="120"/>
+            </w:tcMar>
+          </w:tcPr>
+          <w:p>
+            <w:r>
+              <w:rPr>
+                <w:rFonts w:ascii="Arial" w:cs="Arial" w:eastAsia="Arial" w:hAnsi="Arial"/>
+                <w:color w:val="1A1A1A"/>
+                <w:sz w:val="20"/>
+                <w:szCs w:val="20"/>
+              </w:rPr>
+              <w:t xml:space="preserve">J1</w:t>
             </w:r>
           </w:p>
         </w:tc>
@@ -2433,23 +2433,23 @@
               <w:bottom w:val="single" w:color="CCCCCC" w:sz="1"/>
               <w:right w:val="single" w:color="CCCCCC" w:sz="1"/>
             </w:tcBorders>
-            <w:shd w:fill="F2F2F2" w:val="clear"/>
-            <w:tcMar>
-              <w:top w:type="dxa" w:w="60"/>
-              <w:left w:type="dxa" w:w="120"/>
-              <w:bottom w:type="dxa" w:w="60"/>
-              <w:right w:type="dxa" w:w="120"/>
-            </w:tcMar>
-          </w:tcPr>
-          <w:p>
-            <w:r>
-              <w:rPr>
-                <w:rFonts w:ascii="Arial" w:cs="Arial" w:eastAsia="Arial" w:hAnsi="Arial"/>
-                <w:color w:val="1A1A1A"/>
-                <w:sz w:val="20"/>
-                <w:szCs w:val="20"/>
-              </w:rPr>
-              <w:t xml:space="preserve">Buck Regulator</w:t>
+            <w:shd w:fill="FFFFFF" w:val="clear"/>
+            <w:tcMar>
+              <w:top w:type="dxa" w:w="60"/>
+              <w:left w:type="dxa" w:w="120"/>
+              <w:bottom w:type="dxa" w:w="60"/>
+              <w:right w:type="dxa" w:w="120"/>
+            </w:tcMar>
+          </w:tcPr>
+          <w:p>
+            <w:r>
+              <w:rPr>
+                <w:rFonts w:ascii="Arial" w:cs="Arial" w:eastAsia="Arial" w:hAnsi="Arial"/>
+                <w:color w:val="1A1A1A"/>
+                <w:sz w:val="20"/>
+                <w:szCs w:val="20"/>
+              </w:rPr>
+              <w:t xml:space="preserve">Governor Connector</w:t>
             </w:r>
           </w:p>
         </w:tc>
@@ -2462,23 +2462,23 @@
               <w:bottom w:val="single" w:color="CCCCCC" w:sz="1"/>
               <w:right w:val="single" w:color="CCCCCC" w:sz="1"/>
             </w:tcBorders>
-            <w:shd w:fill="F2F2F2" w:val="clear"/>
-            <w:tcMar>
-              <w:top w:type="dxa" w:w="60"/>
-              <w:left w:type="dxa" w:w="120"/>
-              <w:bottom w:type="dxa" w:w="60"/>
-              <w:right w:type="dxa" w:w="120"/>
-            </w:tcMar>
-          </w:tcPr>
-          <w:p>
-            <w:r>
-              <w:rPr>
-                <w:rFonts w:ascii="Arial" w:cs="Arial" w:eastAsia="Arial" w:hAnsi="Arial"/>
-                <w:color w:val="1A1A1A"/>
-                <w:sz w:val="20"/>
-                <w:szCs w:val="20"/>
-              </w:rPr>
-              <w:t xml:space="preserve">LM2596 5V</w:t>
+            <w:shd w:fill="FFFFFF" w:val="clear"/>
+            <w:tcMar>
+              <w:top w:type="dxa" w:w="60"/>
+              <w:left w:type="dxa" w:w="120"/>
+              <w:bottom w:type="dxa" w:w="60"/>
+              <w:right w:type="dxa" w:w="120"/>
+            </w:tcMar>
+          </w:tcPr>
+          <w:p>
+            <w:r>
+              <w:rPr>
+                <w:rFonts w:ascii="Arial" w:cs="Arial" w:eastAsia="Arial" w:hAnsi="Arial"/>
+                <w:color w:val="1A1A1A"/>
+                <w:sz w:val="20"/>
+                <w:szCs w:val="20"/>
+              </w:rPr>
+              <w:t xml:space="preserve">7-pin MS3106A</w:t>
             </w:r>
           </w:p>
         </w:tc>
@@ -2491,23 +2491,23 @@
               <w:bottom w:val="single" w:color="CCCCCC" w:sz="1"/>
               <w:right w:val="single" w:color="CCCCCC" w:sz="1"/>
             </w:tcBorders>
-            <w:shd w:fill="F2F2F2" w:val="clear"/>
-            <w:tcMar>
-              <w:top w:type="dxa" w:w="60"/>
-              <w:left w:type="dxa" w:w="120"/>
-              <w:bottom w:type="dxa" w:w="60"/>
-              <w:right w:type="dxa" w:w="120"/>
-            </w:tcMar>
-          </w:tcPr>
-          <w:p>
-            <w:r>
-              <w:rPr>
-                <w:rFonts w:ascii="Arial" w:cs="Arial" w:eastAsia="Arial" w:hAnsi="Arial"/>
-                <w:color w:val="1A1A1A"/>
-                <w:sz w:val="20"/>
-                <w:szCs w:val="20"/>
-              </w:rPr>
-              <w:t xml:space="preserve">Amazon 5-pack</w:t>
+            <w:shd w:fill="FFFFFF" w:val="clear"/>
+            <w:tcMar>
+              <w:top w:type="dxa" w:w="60"/>
+              <w:left w:type="dxa" w:w="120"/>
+              <w:bottom w:type="dxa" w:w="60"/>
+              <w:right w:type="dxa" w:w="120"/>
+            </w:tcMar>
+          </w:tcPr>
+          <w:p>
+            <w:r>
+              <w:rPr>
+                <w:rFonts w:ascii="Arial" w:cs="Arial" w:eastAsia="Arial" w:hAnsi="Arial"/>
+                <w:color w:val="1A1A1A"/>
+                <w:sz w:val="20"/>
+                <w:szCs w:val="20"/>
+              </w:rPr>
+              <w:t xml:space="preserve">Aircraft Spruce / DigiKey</w:t>
             </w:r>
           </w:p>
         </w:tc>
@@ -2520,23 +2520,23 @@
               <w:bottom w:val="single" w:color="CCCCCC" w:sz="1"/>
               <w:right w:val="single" w:color="CCCCCC" w:sz="1"/>
             </w:tcBorders>
-            <w:shd w:fill="F2F2F2" w:val="clear"/>
-            <w:tcMar>
-              <w:top w:type="dxa" w:w="60"/>
-              <w:left w:type="dxa" w:w="120"/>
-              <w:bottom w:type="dxa" w:w="60"/>
-              <w:right w:type="dxa" w:w="120"/>
-            </w:tcMar>
-          </w:tcPr>
-          <w:p>
-            <w:r>
-              <w:rPr>
-                <w:rFonts w:ascii="Arial" w:cs="Arial" w:eastAsia="Arial" w:hAnsi="Arial"/>
-                <w:color w:val="1A1A1A"/>
-                <w:sz w:val="20"/>
-                <w:szCs w:val="20"/>
-              </w:rPr>
-              <w:t xml:space="preserve">Adjust to 5.0V before install</w:t>
+            <w:shd w:fill="FFFFFF" w:val="clear"/>
+            <w:tcMar>
+              <w:top w:type="dxa" w:w="60"/>
+              <w:left w:type="dxa" w:w="120"/>
+              <w:bottom w:type="dxa" w:w="60"/>
+              <w:right w:type="dxa" w:w="120"/>
+            </w:tcMar>
+          </w:tcPr>
+          <w:p>
+            <w:r>
+              <w:rPr>
+                <w:rFonts w:ascii="Arial" w:cs="Arial" w:eastAsia="Arial" w:hAnsi="Arial"/>
+                <w:color w:val="1A1A1A"/>
+                <w:sz w:val="20"/>
+                <w:szCs w:val="20"/>
+              </w:rPr>
+              <w:t xml:space="preserve">MS3106A-14S-7S mating plug</w:t>
             </w:r>
           </w:p>
         </w:tc>
@@ -2551,23 +2551,23 @@
               <w:bottom w:val="single" w:color="CCCCCC" w:sz="1"/>
               <w:right w:val="single" w:color="CCCCCC" w:sz="1"/>
             </w:tcBorders>
-            <w:shd w:fill="FFFFFF" w:val="clear"/>
-            <w:tcMar>
-              <w:top w:type="dxa" w:w="60"/>
-              <w:left w:type="dxa" w:w="120"/>
-              <w:bottom w:type="dxa" w:w="60"/>
-              <w:right w:type="dxa" w:w="120"/>
-            </w:tcMar>
-          </w:tcPr>
-          <w:p>
-            <w:r>
-              <w:rPr>
-                <w:rFonts w:ascii="Arial" w:cs="Arial" w:eastAsia="Arial" w:hAnsi="Arial"/>
-                <w:color w:val="1A1A1A"/>
-                <w:sz w:val="20"/>
-                <w:szCs w:val="20"/>
-              </w:rPr>
-              <w:t xml:space="preserve">J1</w:t>
+            <w:shd w:fill="F2F2F2" w:val="clear"/>
+            <w:tcMar>
+              <w:top w:type="dxa" w:w="60"/>
+              <w:left w:type="dxa" w:w="120"/>
+              <w:bottom w:type="dxa" w:w="60"/>
+              <w:right w:type="dxa" w:w="120"/>
+            </w:tcMar>
+          </w:tcPr>
+          <w:p>
+            <w:r>
+              <w:rPr>
+                <w:rFonts w:ascii="Arial" w:cs="Arial" w:eastAsia="Arial" w:hAnsi="Arial"/>
+                <w:color w:val="1A1A1A"/>
+                <w:sz w:val="20"/>
+                <w:szCs w:val="20"/>
+              </w:rPr>
+              <w:t xml:space="preserve">J2</w:t>
             </w:r>
           </w:p>
         </w:tc>
@@ -2580,23 +2580,23 @@
               <w:bottom w:val="single" w:color="CCCCCC" w:sz="1"/>
               <w:right w:val="single" w:color="CCCCCC" w:sz="1"/>
             </w:tcBorders>
-            <w:shd w:fill="FFFFFF" w:val="clear"/>
-            <w:tcMar>
-              <w:top w:type="dxa" w:w="60"/>
-              <w:left w:type="dxa" w:w="120"/>
-              <w:bottom w:type="dxa" w:w="60"/>
-              <w:right w:type="dxa" w:w="120"/>
-            </w:tcMar>
-          </w:tcPr>
-          <w:p>
-            <w:r>
-              <w:rPr>
-                <w:rFonts w:ascii="Arial" w:cs="Arial" w:eastAsia="Arial" w:hAnsi="Arial"/>
-                <w:color w:val="1A1A1A"/>
-                <w:sz w:val="20"/>
-                <w:szCs w:val="20"/>
-              </w:rPr>
-              <w:t xml:space="preserve">Governor Connector</w:t>
+            <w:shd w:fill="F2F2F2" w:val="clear"/>
+            <w:tcMar>
+              <w:top w:type="dxa" w:w="60"/>
+              <w:left w:type="dxa" w:w="120"/>
+              <w:bottom w:type="dxa" w:w="60"/>
+              <w:right w:type="dxa" w:w="120"/>
+            </w:tcMar>
+          </w:tcPr>
+          <w:p>
+            <w:r>
+              <w:rPr>
+                <w:rFonts w:ascii="Arial" w:cs="Arial" w:eastAsia="Arial" w:hAnsi="Arial"/>
+                <w:color w:val="1A1A1A"/>
+                <w:sz w:val="20"/>
+                <w:szCs w:val="20"/>
+              </w:rPr>
+              <w:t xml:space="preserve">Panel Connector</w:t>
             </w:r>
           </w:p>
         </w:tc>
@@ -2609,23 +2609,23 @@
               <w:bottom w:val="single" w:color="CCCCCC" w:sz="1"/>
               <w:right w:val="single" w:color="CCCCCC" w:sz="1"/>
             </w:tcBorders>
-            <w:shd w:fill="FFFFFF" w:val="clear"/>
-            <w:tcMar>
-              <w:top w:type="dxa" w:w="60"/>
-              <w:left w:type="dxa" w:w="120"/>
-              <w:bottom w:type="dxa" w:w="60"/>
-              <w:right w:type="dxa" w:w="120"/>
-            </w:tcMar>
-          </w:tcPr>
-          <w:p>
-            <w:r>
-              <w:rPr>
-                <w:rFonts w:ascii="Arial" w:cs="Arial" w:eastAsia="Arial" w:hAnsi="Arial"/>
-                <w:color w:val="1A1A1A"/>
-                <w:sz w:val="20"/>
-                <w:szCs w:val="20"/>
-              </w:rPr>
-              <w:t xml:space="preserve">7-pin MS3106A</w:t>
+            <w:shd w:fill="F2F2F2" w:val="clear"/>
+            <w:tcMar>
+              <w:top w:type="dxa" w:w="60"/>
+              <w:left w:type="dxa" w:w="120"/>
+              <w:bottom w:type="dxa" w:w="60"/>
+              <w:right w:type="dxa" w:w="120"/>
+            </w:tcMar>
+          </w:tcPr>
+          <w:p>
+            <w:r>
+              <w:rPr>
+                <w:rFonts w:ascii="Arial" w:cs="Arial" w:eastAsia="Arial" w:hAnsi="Arial"/>
+                <w:color w:val="1A1A1A"/>
+                <w:sz w:val="20"/>
+                <w:szCs w:val="20"/>
+              </w:rPr>
+              <w:t xml:space="preserve">10-pin header</w:t>
             </w:r>
           </w:p>
         </w:tc>
@@ -2638,23 +2638,23 @@
               <w:bottom w:val="single" w:color="CCCCCC" w:sz="1"/>
               <w:right w:val="single" w:color="CCCCCC" w:sz="1"/>
             </w:tcBorders>
-            <w:shd w:fill="FFFFFF" w:val="clear"/>
-            <w:tcMar>
-              <w:top w:type="dxa" w:w="60"/>
-              <w:left w:type="dxa" w:w="120"/>
-              <w:bottom w:type="dxa" w:w="60"/>
-              <w:right w:type="dxa" w:w="120"/>
-            </w:tcMar>
-          </w:tcPr>
-          <w:p>
-            <w:r>
-              <w:rPr>
-                <w:rFonts w:ascii="Arial" w:cs="Arial" w:eastAsia="Arial" w:hAnsi="Arial"/>
-                <w:color w:val="1A1A1A"/>
-                <w:sz w:val="20"/>
-                <w:szCs w:val="20"/>
-              </w:rPr>
-              <w:t xml:space="preserve">Aircraft Spruce / DigiKey</w:t>
+            <w:shd w:fill="F2F2F2" w:val="clear"/>
+            <w:tcMar>
+              <w:top w:type="dxa" w:w="60"/>
+              <w:left w:type="dxa" w:w="120"/>
+              <w:bottom w:type="dxa" w:w="60"/>
+              <w:right w:type="dxa" w:w="120"/>
+            </w:tcMar>
+          </w:tcPr>
+          <w:p>
+            <w:r>
+              <w:rPr>
+                <w:rFonts w:ascii="Arial" w:cs="Arial" w:eastAsia="Arial" w:hAnsi="Arial"/>
+                <w:color w:val="1A1A1A"/>
+                <w:sz w:val="20"/>
+                <w:szCs w:val="20"/>
+              </w:rPr>
+              <w:t xml:space="preserve">2.54mm male header</w:t>
             </w:r>
           </w:p>
         </w:tc>
@@ -2667,23 +2667,23 @@
               <w:bottom w:val="single" w:color="CCCCCC" w:sz="1"/>
               <w:right w:val="single" w:color="CCCCCC" w:sz="1"/>
             </w:tcBorders>
-            <w:shd w:fill="FFFFFF" w:val="clear"/>
-            <w:tcMar>
-              <w:top w:type="dxa" w:w="60"/>
-              <w:left w:type="dxa" w:w="120"/>
-              <w:bottom w:type="dxa" w:w="60"/>
-              <w:right w:type="dxa" w:w="120"/>
-            </w:tcMar>
-          </w:tcPr>
-          <w:p>
-            <w:r>
-              <w:rPr>
-                <w:rFonts w:ascii="Arial" w:cs="Arial" w:eastAsia="Arial" w:hAnsi="Arial"/>
-                <w:color w:val="1A1A1A"/>
-                <w:sz w:val="20"/>
-                <w:szCs w:val="20"/>
-              </w:rPr>
-              <w:t xml:space="preserve">MS3106A-14S-7S mating plug</w:t>
+            <w:shd w:fill="F2F2F2" w:val="clear"/>
+            <w:tcMar>
+              <w:top w:type="dxa" w:w="60"/>
+              <w:left w:type="dxa" w:w="120"/>
+              <w:bottom w:type="dxa" w:w="60"/>
+              <w:right w:type="dxa" w:w="120"/>
+            </w:tcMar>
+          </w:tcPr>
+          <w:p>
+            <w:r>
+              <w:rPr>
+                <w:rFonts w:ascii="Arial" w:cs="Arial" w:eastAsia="Arial" w:hAnsi="Arial"/>
+                <w:color w:val="1A1A1A"/>
+                <w:sz w:val="20"/>
+                <w:szCs w:val="20"/>
+              </w:rPr>
+              <w:t xml:space="preserve">Switch + display harness</w:t>
             </w:r>
           </w:p>
         </w:tc>
@@ -2698,23 +2698,23 @@
               <w:bottom w:val="single" w:color="CCCCCC" w:sz="1"/>
               <w:right w:val="single" w:color="CCCCCC" w:sz="1"/>
             </w:tcBorders>
-            <w:shd w:fill="F2F2F2" w:val="clear"/>
-            <w:tcMar>
-              <w:top w:type="dxa" w:w="60"/>
-              <w:left w:type="dxa" w:w="120"/>
-              <w:bottom w:type="dxa" w:w="60"/>
-              <w:right w:type="dxa" w:w="120"/>
-            </w:tcMar>
-          </w:tcPr>
-          <w:p>
-            <w:r>
-              <w:rPr>
-                <w:rFonts w:ascii="Arial" w:cs="Arial" w:eastAsia="Arial" w:hAnsi="Arial"/>
-                <w:color w:val="1A1A1A"/>
-                <w:sz w:val="20"/>
-                <w:szCs w:val="20"/>
-              </w:rPr>
-              <w:t xml:space="preserve">J2</w:t>
+            <w:shd w:fill="FFFFFF" w:val="clear"/>
+            <w:tcMar>
+              <w:top w:type="dxa" w:w="60"/>
+              <w:left w:type="dxa" w:w="120"/>
+              <w:bottom w:type="dxa" w:w="60"/>
+              <w:right w:type="dxa" w:w="120"/>
+            </w:tcMar>
+          </w:tcPr>
+          <w:p>
+            <w:r>
+              <w:rPr>
+                <w:rFonts w:ascii="Arial" w:cs="Arial" w:eastAsia="Arial" w:hAnsi="Arial"/>
+                <w:color w:val="1A1A1A"/>
+                <w:sz w:val="20"/>
+                <w:szCs w:val="20"/>
+              </w:rPr>
+              <w:t xml:space="preserve">DISP</w:t>
             </w:r>
           </w:p>
         </w:tc>
@@ -2727,23 +2727,23 @@
               <w:bottom w:val="single" w:color="CCCCCC" w:sz="1"/>
               <w:right w:val="single" w:color="CCCCCC" w:sz="1"/>
             </w:tcBorders>
-            <w:shd w:fill="F2F2F2" w:val="clear"/>
-            <w:tcMar>
-              <w:top w:type="dxa" w:w="60"/>
-              <w:left w:type="dxa" w:w="120"/>
-              <w:bottom w:type="dxa" w:w="60"/>
-              <w:right w:type="dxa" w:w="120"/>
-            </w:tcMar>
-          </w:tcPr>
-          <w:p>
-            <w:r>
-              <w:rPr>
-                <w:rFonts w:ascii="Arial" w:cs="Arial" w:eastAsia="Arial" w:hAnsi="Arial"/>
-                <w:color w:val="1A1A1A"/>
-                <w:sz w:val="20"/>
-                <w:szCs w:val="20"/>
-              </w:rPr>
-              <w:t xml:space="preserve">Panel Connector</w:t>
+            <w:shd w:fill="FFFFFF" w:val="clear"/>
+            <w:tcMar>
+              <w:top w:type="dxa" w:w="60"/>
+              <w:left w:type="dxa" w:w="120"/>
+              <w:bottom w:type="dxa" w:w="60"/>
+              <w:right w:type="dxa" w:w="120"/>
+            </w:tcMar>
+          </w:tcPr>
+          <w:p>
+            <w:r>
+              <w:rPr>
+                <w:rFonts w:ascii="Arial" w:cs="Arial" w:eastAsia="Arial" w:hAnsi="Arial"/>
+                <w:color w:val="1A1A1A"/>
+                <w:sz w:val="20"/>
+                <w:szCs w:val="20"/>
+              </w:rPr>
+              <w:t xml:space="preserve">OLED Display</w:t>
             </w:r>
           </w:p>
         </w:tc>
@@ -2756,23 +2756,23 @@
               <w:bottom w:val="single" w:color="CCCCCC" w:sz="1"/>
               <w:right w:val="single" w:color="CCCCCC" w:sz="1"/>
             </w:tcBorders>
-            <w:shd w:fill="F2F2F2" w:val="clear"/>
-            <w:tcMar>
-              <w:top w:type="dxa" w:w="60"/>
-              <w:left w:type="dxa" w:w="120"/>
-              <w:bottom w:type="dxa" w:w="60"/>
-              <w:right w:type="dxa" w:w="120"/>
-            </w:tcMar>
-          </w:tcPr>
-          <w:p>
-            <w:r>
-              <w:rPr>
-                <w:rFonts w:ascii="Arial" w:cs="Arial" w:eastAsia="Arial" w:hAnsi="Arial"/>
-                <w:color w:val="1A1A1A"/>
-                <w:sz w:val="20"/>
-                <w:szCs w:val="20"/>
-              </w:rPr>
-              <w:t xml:space="preserve">10-pin header</w:t>
+            <w:shd w:fill="FFFFFF" w:val="clear"/>
+            <w:tcMar>
+              <w:top w:type="dxa" w:w="60"/>
+              <w:left w:type="dxa" w:w="120"/>
+              <w:bottom w:type="dxa" w:w="60"/>
+              <w:right w:type="dxa" w:w="120"/>
+            </w:tcMar>
+          </w:tcPr>
+          <w:p>
+            <w:r>
+              <w:rPr>
+                <w:rFonts w:ascii="Arial" w:cs="Arial" w:eastAsia="Arial" w:hAnsi="Arial"/>
+                <w:color w:val="1A1A1A"/>
+                <w:sz w:val="20"/>
+                <w:szCs w:val="20"/>
+              </w:rPr>
+              <w:t>1.3" SSD1306</w:t>
             </w:r>
           </w:p>
         </w:tc>
@@ -2785,23 +2785,23 @@
               <w:bottom w:val="single" w:color="CCCCCC" w:sz="1"/>
               <w:right w:val="single" w:color="CCCCCC" w:sz="1"/>
             </w:tcBorders>
-            <w:shd w:fill="F2F2F2" w:val="clear"/>
-            <w:tcMar>
-              <w:top w:type="dxa" w:w="60"/>
-              <w:left w:type="dxa" w:w="120"/>
-              <w:bottom w:type="dxa" w:w="60"/>
-              <w:right w:type="dxa" w:w="120"/>
-            </w:tcMar>
-          </w:tcPr>
-          <w:p>
-            <w:r>
-              <w:rPr>
-                <w:rFonts w:ascii="Arial" w:cs="Arial" w:eastAsia="Arial" w:hAnsi="Arial"/>
-                <w:color w:val="1A1A1A"/>
-                <w:sz w:val="20"/>
-                <w:szCs w:val="20"/>
-              </w:rPr>
-              <w:t xml:space="preserve">2.54mm male header</w:t>
+            <w:shd w:fill="FFFFFF" w:val="clear"/>
+            <w:tcMar>
+              <w:top w:type="dxa" w:w="60"/>
+              <w:left w:type="dxa" w:w="120"/>
+              <w:bottom w:type="dxa" w:w="60"/>
+              <w:right w:type="dxa" w:w="120"/>
+            </w:tcMar>
+          </w:tcPr>
+          <w:p>
+            <w:r>
+              <w:rPr>
+                <w:rFonts w:ascii="Arial" w:cs="Arial" w:eastAsia="Arial" w:hAnsi="Arial"/>
+                <w:color w:val="1A1A1A"/>
+                <w:sz w:val="20"/>
+                <w:szCs w:val="20"/>
+              </w:rPr>
+              <w:t xml:space="preserve">UCTRONICS / Amazon</w:t>
             </w:r>
           </w:p>
         </w:tc>
@@ -2814,23 +2814,23 @@
               <w:bottom w:val="single" w:color="CCCCCC" w:sz="1"/>
               <w:right w:val="single" w:color="CCCCCC" w:sz="1"/>
             </w:tcBorders>
-            <w:shd w:fill="F2F2F2" w:val="clear"/>
-            <w:tcMar>
-              <w:top w:type="dxa" w:w="60"/>
-              <w:left w:type="dxa" w:w="120"/>
-              <w:bottom w:type="dxa" w:w="60"/>
-              <w:right w:type="dxa" w:w="120"/>
-            </w:tcMar>
-          </w:tcPr>
-          <w:p>
-            <w:r>
-              <w:rPr>
-                <w:rFonts w:ascii="Arial" w:cs="Arial" w:eastAsia="Arial" w:hAnsi="Arial"/>
-                <w:color w:val="1A1A1A"/>
-                <w:sz w:val="20"/>
-                <w:szCs w:val="20"/>
-              </w:rPr>
-              <w:t xml:space="preserve">Switch + display harness</w:t>
+            <w:shd w:fill="FFFFFF" w:val="clear"/>
+            <w:tcMar>
+              <w:top w:type="dxa" w:w="60"/>
+              <w:left w:type="dxa" w:w="120"/>
+              <w:bottom w:type="dxa" w:w="60"/>
+              <w:right w:type="dxa" w:w="120"/>
+            </w:tcMar>
+          </w:tcPr>
+          <w:p>
+            <w:r>
+              <w:rPr>
+                <w:rFonts w:ascii="Arial" w:cs="Arial" w:eastAsia="Arial" w:hAnsi="Arial"/>
+                <w:color w:val="1A1A1A"/>
+                <w:sz w:val="20"/>
+                <w:szCs w:val="20"/>
+              </w:rPr>
+              <w:t xml:space="preserve">I2C 0x3C; yellow+blue</w:t>
             </w:r>
           </w:p>
         </w:tc>
@@ -2845,23 +2845,23 @@
               <w:bottom w:val="single" w:color="CCCCCC" w:sz="1"/>
               <w:right w:val="single" w:color="CCCCCC" w:sz="1"/>
             </w:tcBorders>
-            <w:shd w:fill="FFFFFF" w:val="clear"/>
-            <w:tcMar>
-              <w:top w:type="dxa" w:w="60"/>
-              <w:left w:type="dxa" w:w="120"/>
-              <w:bottom w:type="dxa" w:w="60"/>
-              <w:right w:type="dxa" w:w="120"/>
-            </w:tcMar>
-          </w:tcPr>
-          <w:p>
-            <w:r>
-              <w:rPr>
-                <w:rFonts w:ascii="Arial" w:cs="Arial" w:eastAsia="Arial" w:hAnsi="Arial"/>
-                <w:color w:val="1A1A1A"/>
-                <w:sz w:val="20"/>
-                <w:szCs w:val="20"/>
-              </w:rPr>
-              <w:t xml:space="preserve">DISP</w:t>
+            <w:shd w:fill="F2F2F2" w:val="clear"/>
+            <w:tcMar>
+              <w:top w:type="dxa" w:w="60"/>
+              <w:left w:type="dxa" w:w="120"/>
+              <w:bottom w:type="dxa" w:w="60"/>
+              <w:right w:type="dxa" w:w="120"/>
+            </w:tcMar>
+          </w:tcPr>
+          <w:p>
+            <w:r>
+              <w:rPr>
+                <w:rFonts w:ascii="Arial" w:cs="Arial" w:eastAsia="Arial" w:hAnsi="Arial"/>
+                <w:color w:val="1A1A1A"/>
+                <w:sz w:val="20"/>
+                <w:szCs w:val="20"/>
+              </w:rPr>
+              <w:t xml:space="preserve">R1</w:t>
             </w:r>
           </w:p>
         </w:tc>
@@ -2874,23 +2874,23 @@
               <w:bottom w:val="single" w:color="CCCCCC" w:sz="1"/>
               <w:right w:val="single" w:color="CCCCCC" w:sz="1"/>
             </w:tcBorders>
-            <w:shd w:fill="FFFFFF" w:val="clear"/>
-            <w:tcMar>
-              <w:top w:type="dxa" w:w="60"/>
-              <w:left w:type="dxa" w:w="120"/>
-              <w:bottom w:type="dxa" w:w="60"/>
-              <w:right w:type="dxa" w:w="120"/>
-            </w:tcMar>
-          </w:tcPr>
-          <w:p>
-            <w:r>
-              <w:rPr>
-                <w:rFonts w:ascii="Arial" w:cs="Arial" w:eastAsia="Arial" w:hAnsi="Arial"/>
-                <w:color w:val="1A1A1A"/>
-                <w:sz w:val="20"/>
-                <w:szCs w:val="20"/>
-              </w:rPr>
-              <w:t xml:space="preserve">OLED Display</w:t>
+            <w:shd w:fill="F2F2F2" w:val="clear"/>
+            <w:tcMar>
+              <w:top w:type="dxa" w:w="60"/>
+              <w:left w:type="dxa" w:w="120"/>
+              <w:bottom w:type="dxa" w:w="60"/>
+              <w:right w:type="dxa" w:w="120"/>
+            </w:tcMar>
+          </w:tcPr>
+          <w:p>
+            <w:r>
+              <w:rPr>
+                <w:rFonts w:ascii="Arial" w:cs="Arial" w:eastAsia="Arial" w:hAnsi="Arial"/>
+                <w:color w:val="1A1A1A"/>
+                <w:sz w:val="20"/>
+                <w:szCs w:val="20"/>
+              </w:rPr>
+              <w:t xml:space="preserve">Resistor</w:t>
             </w:r>
           </w:p>
         </w:tc>
@@ -2903,23 +2903,23 @@
               <w:bottom w:val="single" w:color="CCCCCC" w:sz="1"/>
               <w:right w:val="single" w:color="CCCCCC" w:sz="1"/>
             </w:tcBorders>
-            <w:shd w:fill="FFFFFF" w:val="clear"/>
-            <w:tcMar>
-              <w:top w:type="dxa" w:w="60"/>
-              <w:left w:type="dxa" w:w="120"/>
-              <w:bottom w:type="dxa" w:w="60"/>
-              <w:right w:type="dxa" w:w="120"/>
-            </w:tcMar>
-          </w:tcPr>
-          <w:p>
-            <w:r>
-              <w:rPr>
-                <w:rFonts w:ascii="Arial" w:cs="Arial" w:eastAsia="Arial" w:hAnsi="Arial"/>
-                <w:color w:val="1A1A1A"/>
-                <w:sz w:val="20"/>
-                <w:szCs w:val="20"/>
-              </w:rPr>
-              <w:t xml:space="preserve">0.96" SSD1306</w:t>
+            <w:shd w:fill="F2F2F2" w:val="clear"/>
+            <w:tcMar>
+              <w:top w:type="dxa" w:w="60"/>
+              <w:left w:type="dxa" w:w="120"/>
+              <w:bottom w:type="dxa" w:w="60"/>
+              <w:right w:type="dxa" w:w="120"/>
+            </w:tcMar>
+          </w:tcPr>
+          <w:p>
+            <w:r>
+              <w:rPr>
+                <w:rFonts w:ascii="Arial" w:cs="Arial" w:eastAsia="Arial" w:hAnsi="Arial"/>
+                <w:color w:val="1A1A1A"/>
+                <w:sz w:val="20"/>
+                <w:szCs w:val="20"/>
+              </w:rPr>
+              <w:t xml:space="preserve">10kΩ</w:t>
             </w:r>
           </w:p>
         </w:tc>
@@ -2932,23 +2932,23 @@
               <w:bottom w:val="single" w:color="CCCCCC" w:sz="1"/>
               <w:right w:val="single" w:color="CCCCCC" w:sz="1"/>
             </w:tcBorders>
-            <w:shd w:fill="FFFFFF" w:val="clear"/>
-            <w:tcMar>
-              <w:top w:type="dxa" w:w="60"/>
-              <w:left w:type="dxa" w:w="120"/>
-              <w:bottom w:type="dxa" w:w="60"/>
-              <w:right w:type="dxa" w:w="120"/>
-            </w:tcMar>
-          </w:tcPr>
-          <w:p>
-            <w:r>
-              <w:rPr>
-                <w:rFonts w:ascii="Arial" w:cs="Arial" w:eastAsia="Arial" w:hAnsi="Arial"/>
-                <w:color w:val="1A1A1A"/>
-                <w:sz w:val="20"/>
-                <w:szCs w:val="20"/>
-              </w:rPr>
-              <w:t xml:space="preserve">UCTRONICS / Amazon</w:t>
+            <w:shd w:fill="F2F2F2" w:val="clear"/>
+            <w:tcMar>
+              <w:top w:type="dxa" w:w="60"/>
+              <w:left w:type="dxa" w:w="120"/>
+              <w:bottom w:type="dxa" w:w="60"/>
+              <w:right w:type="dxa" w:w="120"/>
+            </w:tcMar>
+          </w:tcPr>
+          <w:p>
+            <w:r>
+              <w:rPr>
+                <w:rFonts w:ascii="Arial" w:cs="Arial" w:eastAsia="Arial" w:hAnsi="Arial"/>
+                <w:color w:val="1A1A1A"/>
+                <w:sz w:val="20"/>
+                <w:szCs w:val="20"/>
+              </w:rPr>
+              <w:t xml:space="preserve">DigiKey 10KEBK-ND</w:t>
             </w:r>
           </w:p>
         </w:tc>
@@ -2961,23 +2961,23 @@
               <w:bottom w:val="single" w:color="CCCCCC" w:sz="1"/>
               <w:right w:val="single" w:color="CCCCCC" w:sz="1"/>
             </w:tcBorders>
-            <w:shd w:fill="FFFFFF" w:val="clear"/>
-            <w:tcMar>
-              <w:top w:type="dxa" w:w="60"/>
-              <w:left w:type="dxa" w:w="120"/>
-              <w:bottom w:type="dxa" w:w="60"/>
-              <w:right w:type="dxa" w:w="120"/>
-            </w:tcMar>
-          </w:tcPr>
-          <w:p>
-            <w:r>
-              <w:rPr>
-                <w:rFonts w:ascii="Arial" w:cs="Arial" w:eastAsia="Arial" w:hAnsi="Arial"/>
-                <w:color w:val="1A1A1A"/>
-                <w:sz w:val="20"/>
-                <w:szCs w:val="20"/>
-              </w:rPr>
-              <w:t xml:space="preserve">I2C 0x3C; yellow+blue</w:t>
+            <w:shd w:fill="F2F2F2" w:val="clear"/>
+            <w:tcMar>
+              <w:top w:type="dxa" w:w="60"/>
+              <w:left w:type="dxa" w:w="120"/>
+              <w:bottom w:type="dxa" w:w="60"/>
+              <w:right w:type="dxa" w:w="120"/>
+            </w:tcMar>
+          </w:tcPr>
+          <w:p>
+            <w:r>
+              <w:rPr>
+                <w:rFonts w:ascii="Arial" w:cs="Arial" w:eastAsia="Arial" w:hAnsi="Arial"/>
+                <w:color w:val="1A1A1A"/>
+                <w:sz w:val="20"/>
+                <w:szCs w:val="20"/>
+              </w:rPr>
+              <w:t xml:space="preserve">Magneto input isolation</w:t>
             </w:r>
           </w:p>
         </w:tc>
@@ -2992,23 +2992,23 @@
               <w:bottom w:val="single" w:color="CCCCCC" w:sz="1"/>
               <w:right w:val="single" w:color="CCCCCC" w:sz="1"/>
             </w:tcBorders>
-            <w:shd w:fill="F2F2F2" w:val="clear"/>
-            <w:tcMar>
-              <w:top w:type="dxa" w:w="60"/>
-              <w:left w:type="dxa" w:w="120"/>
-              <w:bottom w:type="dxa" w:w="60"/>
-              <w:right w:type="dxa" w:w="120"/>
-            </w:tcMar>
-          </w:tcPr>
-          <w:p>
-            <w:r>
-              <w:rPr>
-                <w:rFonts w:ascii="Arial" w:cs="Arial" w:eastAsia="Arial" w:hAnsi="Arial"/>
-                <w:color w:val="1A1A1A"/>
-                <w:sz w:val="20"/>
-                <w:szCs w:val="20"/>
-              </w:rPr>
-              <w:t xml:space="preserve">R1</w:t>
+            <w:shd w:fill="FFFFFF" w:val="clear"/>
+            <w:tcMar>
+              <w:top w:type="dxa" w:w="60"/>
+              <w:left w:type="dxa" w:w="120"/>
+              <w:bottom w:type="dxa" w:w="60"/>
+              <w:right w:type="dxa" w:w="120"/>
+            </w:tcMar>
+          </w:tcPr>
+          <w:p>
+            <w:r>
+              <w:rPr>
+                <w:rFonts w:ascii="Arial" w:cs="Arial" w:eastAsia="Arial" w:hAnsi="Arial"/>
+                <w:color w:val="1A1A1A"/>
+                <w:sz w:val="20"/>
+                <w:szCs w:val="20"/>
+              </w:rPr>
+              <w:t xml:space="preserve">R2</w:t>
             </w:r>
           </w:p>
         </w:tc>
@@ -3021,7 +3021,7 @@
               <w:bottom w:val="single" w:color="CCCCCC" w:sz="1"/>
               <w:right w:val="single" w:color="CCCCCC" w:sz="1"/>
             </w:tcBorders>
-            <w:shd w:fill="F2F2F2" w:val="clear"/>
+            <w:shd w:fill="FFFFFF" w:val="clear"/>
             <w:tcMar>
               <w:top w:type="dxa" w:w="60"/>
               <w:left w:type="dxa" w:w="120"/>
@@ -3050,23 +3050,23 @@
               <w:bottom w:val="single" w:color="CCCCCC" w:sz="1"/>
               <w:right w:val="single" w:color="CCCCCC" w:sz="1"/>
             </w:tcBorders>
-            <w:shd w:fill="F2F2F2" w:val="clear"/>
-            <w:tcMar>
-              <w:top w:type="dxa" w:w="60"/>
-              <w:left w:type="dxa" w:w="120"/>
-              <w:bottom w:type="dxa" w:w="60"/>
-              <w:right w:type="dxa" w:w="120"/>
-            </w:tcMar>
-          </w:tcPr>
-          <w:p>
-            <w:r>
-              <w:rPr>
-                <w:rFonts w:ascii="Arial" w:cs="Arial" w:eastAsia="Arial" w:hAnsi="Arial"/>
-                <w:color w:val="1A1A1A"/>
-                <w:sz w:val="20"/>
-                <w:szCs w:val="20"/>
-              </w:rPr>
-              <w:t xml:space="preserve">10kΩ</w:t>
+            <w:shd w:fill="FFFFFF" w:val="clear"/>
+            <w:tcMar>
+              <w:top w:type="dxa" w:w="60"/>
+              <w:left w:type="dxa" w:w="120"/>
+              <w:bottom w:type="dxa" w:w="60"/>
+              <w:right w:type="dxa" w:w="120"/>
+            </w:tcMar>
+          </w:tcPr>
+          <w:p>
+            <w:r>
+              <w:rPr>
+                <w:rFonts w:ascii="Arial" w:cs="Arial" w:eastAsia="Arial" w:hAnsi="Arial"/>
+                <w:color w:val="1A1A1A"/>
+                <w:sz w:val="20"/>
+                <w:szCs w:val="20"/>
+              </w:rPr>
+              <w:t xml:space="preserve">4.7kΩ</w:t>
             </w:r>
           </w:p>
         </w:tc>
@@ -3079,23 +3079,23 @@
               <w:bottom w:val="single" w:color="CCCCCC" w:sz="1"/>
               <w:right w:val="single" w:color="CCCCCC" w:sz="1"/>
             </w:tcBorders>
-            <w:shd w:fill="F2F2F2" w:val="clear"/>
-            <w:tcMar>
-              <w:top w:type="dxa" w:w="60"/>
-              <w:left w:type="dxa" w:w="120"/>
-              <w:bottom w:type="dxa" w:w="60"/>
-              <w:right w:type="dxa" w:w="120"/>
-            </w:tcMar>
-          </w:tcPr>
-          <w:p>
-            <w:r>
-              <w:rPr>
-                <w:rFonts w:ascii="Arial" w:cs="Arial" w:eastAsia="Arial" w:hAnsi="Arial"/>
-                <w:color w:val="1A1A1A"/>
-                <w:sz w:val="20"/>
-                <w:szCs w:val="20"/>
-              </w:rPr>
-              <w:t xml:space="preserve">DigiKey 10KEBK-ND</w:t>
+            <w:shd w:fill="FFFFFF" w:val="clear"/>
+            <w:tcMar>
+              <w:top w:type="dxa" w:w="60"/>
+              <w:left w:type="dxa" w:w="120"/>
+              <w:bottom w:type="dxa" w:w="60"/>
+              <w:right w:type="dxa" w:w="120"/>
+            </w:tcMar>
+          </w:tcPr>
+          <w:p>
+            <w:r>
+              <w:rPr>
+                <w:rFonts w:ascii="Arial" w:cs="Arial" w:eastAsia="Arial" w:hAnsi="Arial"/>
+                <w:color w:val="1A1A1A"/>
+                <w:sz w:val="20"/>
+                <w:szCs w:val="20"/>
+              </w:rPr>
+              <w:t xml:space="preserve">DigiKey 4.7KEBK-ND</w:t>
             </w:r>
           </w:p>
         </w:tc>
@@ -3108,23 +3108,23 @@
               <w:bottom w:val="single" w:color="CCCCCC" w:sz="1"/>
               <w:right w:val="single" w:color="CCCCCC" w:sz="1"/>
             </w:tcBorders>
-            <w:shd w:fill="F2F2F2" w:val="clear"/>
-            <w:tcMar>
-              <w:top w:type="dxa" w:w="60"/>
-              <w:left w:type="dxa" w:w="120"/>
-              <w:bottom w:type="dxa" w:w="60"/>
-              <w:right w:type="dxa" w:w="120"/>
-            </w:tcMar>
-          </w:tcPr>
-          <w:p>
-            <w:r>
-              <w:rPr>
-                <w:rFonts w:ascii="Arial" w:cs="Arial" w:eastAsia="Arial" w:hAnsi="Arial"/>
-                <w:color w:val="1A1A1A"/>
-                <w:sz w:val="20"/>
-                <w:szCs w:val="20"/>
-              </w:rPr>
-              <w:t xml:space="preserve">Magneto input isolation</w:t>
+            <w:shd w:fill="FFFFFF" w:val="clear"/>
+            <w:tcMar>
+              <w:top w:type="dxa" w:w="60"/>
+              <w:left w:type="dxa" w:w="120"/>
+              <w:bottom w:type="dxa" w:w="60"/>
+              <w:right w:type="dxa" w:w="120"/>
+            </w:tcMar>
+          </w:tcPr>
+          <w:p>
+            <w:r>
+              <w:rPr>
+                <w:rFonts w:ascii="Arial" w:cs="Arial" w:eastAsia="Arial" w:hAnsi="Arial"/>
+                <w:color w:val="1A1A1A"/>
+                <w:sz w:val="20"/>
+                <w:szCs w:val="20"/>
+              </w:rPr>
+              <w:t xml:space="preserve">Optocoupler bias</w:t>
             </w:r>
           </w:p>
         </w:tc>
@@ -3139,23 +3139,23 @@
               <w:bottom w:val="single" w:color="CCCCCC" w:sz="1"/>
               <w:right w:val="single" w:color="CCCCCC" w:sz="1"/>
             </w:tcBorders>
-            <w:shd w:fill="FFFFFF" w:val="clear"/>
-            <w:tcMar>
-              <w:top w:type="dxa" w:w="60"/>
-              <w:left w:type="dxa" w:w="120"/>
-              <w:bottom w:type="dxa" w:w="60"/>
-              <w:right w:type="dxa" w:w="120"/>
-            </w:tcMar>
-          </w:tcPr>
-          <w:p>
-            <w:r>
-              <w:rPr>
-                <w:rFonts w:ascii="Arial" w:cs="Arial" w:eastAsia="Arial" w:hAnsi="Arial"/>
-                <w:color w:val="1A1A1A"/>
-                <w:sz w:val="20"/>
-                <w:szCs w:val="20"/>
-              </w:rPr>
-              <w:t xml:space="preserve">R2</w:t>
+            <w:shd w:fill="F2F2F2" w:val="clear"/>
+            <w:tcMar>
+              <w:top w:type="dxa" w:w="60"/>
+              <w:left w:type="dxa" w:w="120"/>
+              <w:bottom w:type="dxa" w:w="60"/>
+              <w:right w:type="dxa" w:w="120"/>
+            </w:tcMar>
+          </w:tcPr>
+          <w:p>
+            <w:r>
+              <w:rPr>
+                <w:rFonts w:ascii="Arial" w:cs="Arial" w:eastAsia="Arial" w:hAnsi="Arial"/>
+                <w:color w:val="1A1A1A"/>
+                <w:sz w:val="20"/>
+                <w:szCs w:val="20"/>
+              </w:rPr>
+              <w:t xml:space="preserve">R3, R4</w:t>
             </w:r>
           </w:p>
         </w:tc>
@@ -3168,23 +3168,23 @@
               <w:bottom w:val="single" w:color="CCCCCC" w:sz="1"/>
               <w:right w:val="single" w:color="CCCCCC" w:sz="1"/>
             </w:tcBorders>
-            <w:shd w:fill="FFFFFF" w:val="clear"/>
-            <w:tcMar>
-              <w:top w:type="dxa" w:w="60"/>
-              <w:left w:type="dxa" w:w="120"/>
-              <w:bottom w:type="dxa" w:w="60"/>
-              <w:right w:type="dxa" w:w="120"/>
-            </w:tcMar>
-          </w:tcPr>
-          <w:p>
-            <w:r>
-              <w:rPr>
-                <w:rFonts w:ascii="Arial" w:cs="Arial" w:eastAsia="Arial" w:hAnsi="Arial"/>
-                <w:color w:val="1A1A1A"/>
-                <w:sz w:val="20"/>
-                <w:szCs w:val="20"/>
-              </w:rPr>
-              <w:t xml:space="preserve">Resistor</w:t>
+            <w:shd w:fill="F2F2F2" w:val="clear"/>
+            <w:tcMar>
+              <w:top w:type="dxa" w:w="60"/>
+              <w:left w:type="dxa" w:w="120"/>
+              <w:bottom w:type="dxa" w:w="60"/>
+              <w:right w:type="dxa" w:w="120"/>
+            </w:tcMar>
+          </w:tcPr>
+          <w:p>
+            <w:r>
+              <w:rPr>
+                <w:rFonts w:ascii="Arial" w:cs="Arial" w:eastAsia="Arial" w:hAnsi="Arial"/>
+                <w:color w:val="1A1A1A"/>
+                <w:sz w:val="20"/>
+                <w:szCs w:val="20"/>
+              </w:rPr>
+              <w:t xml:space="preserve">Resistors</w:t>
             </w:r>
           </w:p>
         </w:tc>
@@ -3197,23 +3197,23 @@
               <w:bottom w:val="single" w:color="CCCCCC" w:sz="1"/>
               <w:right w:val="single" w:color="CCCCCC" w:sz="1"/>
             </w:tcBorders>
-            <w:shd w:fill="FFFFFF" w:val="clear"/>
-            <w:tcMar>
-              <w:top w:type="dxa" w:w="60"/>
-              <w:left w:type="dxa" w:w="120"/>
-              <w:bottom w:type="dxa" w:w="60"/>
-              <w:right w:type="dxa" w:w="120"/>
-            </w:tcMar>
-          </w:tcPr>
-          <w:p>
-            <w:r>
-              <w:rPr>
-                <w:rFonts w:ascii="Arial" w:cs="Arial" w:eastAsia="Arial" w:hAnsi="Arial"/>
-                <w:color w:val="1A1A1A"/>
-                <w:sz w:val="20"/>
-                <w:szCs w:val="20"/>
-              </w:rPr>
-              <w:t xml:space="preserve">4.7kΩ</w:t>
+            <w:shd w:fill="F2F2F2" w:val="clear"/>
+            <w:tcMar>
+              <w:top w:type="dxa" w:w="60"/>
+              <w:left w:type="dxa" w:w="120"/>
+              <w:bottom w:type="dxa" w:w="60"/>
+              <w:right w:type="dxa" w:w="120"/>
+            </w:tcMar>
+          </w:tcPr>
+          <w:p>
+            <w:r>
+              <w:rPr>
+                <w:rFonts w:ascii="Arial" w:cs="Arial" w:eastAsia="Arial" w:hAnsi="Arial"/>
+                <w:color w:val="1A1A1A"/>
+                <w:sz w:val="20"/>
+                <w:szCs w:val="20"/>
+              </w:rPr>
+              <w:t xml:space="preserve">330Ω (×2)</w:t>
             </w:r>
           </w:p>
         </w:tc>
@@ -3226,23 +3226,23 @@
               <w:bottom w:val="single" w:color="CCCCCC" w:sz="1"/>
               <w:right w:val="single" w:color="CCCCCC" w:sz="1"/>
             </w:tcBorders>
-            <w:shd w:fill="FFFFFF" w:val="clear"/>
-            <w:tcMar>
-              <w:top w:type="dxa" w:w="60"/>
-              <w:left w:type="dxa" w:w="120"/>
-              <w:bottom w:type="dxa" w:w="60"/>
-              <w:right w:type="dxa" w:w="120"/>
-            </w:tcMar>
-          </w:tcPr>
-          <w:p>
-            <w:r>
-              <w:rPr>
-                <w:rFonts w:ascii="Arial" w:cs="Arial" w:eastAsia="Arial" w:hAnsi="Arial"/>
-                <w:color w:val="1A1A1A"/>
-                <w:sz w:val="20"/>
-                <w:szCs w:val="20"/>
-              </w:rPr>
-              <w:t xml:space="preserve">DigiKey 4.7KEBK-ND</w:t>
+            <w:shd w:fill="F2F2F2" w:val="clear"/>
+            <w:tcMar>
+              <w:top w:type="dxa" w:w="60"/>
+              <w:left w:type="dxa" w:w="120"/>
+              <w:bottom w:type="dxa" w:w="60"/>
+              <w:right w:type="dxa" w:w="120"/>
+            </w:tcMar>
+          </w:tcPr>
+          <w:p>
+            <w:r>
+              <w:rPr>
+                <w:rFonts w:ascii="Arial" w:cs="Arial" w:eastAsia="Arial" w:hAnsi="Arial"/>
+                <w:color w:val="1A1A1A"/>
+                <w:sz w:val="20"/>
+                <w:szCs w:val="20"/>
+              </w:rPr>
+              <w:t xml:space="preserve">DigiKey 330EBK-ND</w:t>
             </w:r>
           </w:p>
         </w:tc>
@@ -3255,23 +3255,23 @@
               <w:bottom w:val="single" w:color="CCCCCC" w:sz="1"/>
               <w:right w:val="single" w:color="CCCCCC" w:sz="1"/>
             </w:tcBorders>
-            <w:shd w:fill="FFFFFF" w:val="clear"/>
-            <w:tcMar>
-              <w:top w:type="dxa" w:w="60"/>
-              <w:left w:type="dxa" w:w="120"/>
-              <w:bottom w:type="dxa" w:w="60"/>
-              <w:right w:type="dxa" w:w="120"/>
-            </w:tcMar>
-          </w:tcPr>
-          <w:p>
-            <w:r>
-              <w:rPr>
-                <w:rFonts w:ascii="Arial" w:cs="Arial" w:eastAsia="Arial" w:hAnsi="Arial"/>
-                <w:color w:val="1A1A1A"/>
-                <w:sz w:val="20"/>
-                <w:szCs w:val="20"/>
-              </w:rPr>
-              <w:t xml:space="preserve">Optocoupler bias</w:t>
+            <w:shd w:fill="F2F2F2" w:val="clear"/>
+            <w:tcMar>
+              <w:top w:type="dxa" w:w="60"/>
+              <w:left w:type="dxa" w:w="120"/>
+              <w:bottom w:type="dxa" w:w="60"/>
+              <w:right w:type="dxa" w:w="120"/>
+            </w:tcMar>
+          </w:tcPr>
+          <w:p>
+            <w:r>
+              <w:rPr>
+                <w:rFonts w:ascii="Arial" w:cs="Arial" w:eastAsia="Arial" w:hAnsi="Arial"/>
+                <w:color w:val="1A1A1A"/>
+                <w:sz w:val="20"/>
+                <w:szCs w:val="20"/>
+              </w:rPr>
+              <w:t xml:space="preserve">LED current limit</w:t>
             </w:r>
           </w:p>
         </w:tc>
@@ -3286,23 +3286,23 @@
               <w:bottom w:val="single" w:color="CCCCCC" w:sz="1"/>
               <w:right w:val="single" w:color="CCCCCC" w:sz="1"/>
             </w:tcBorders>
-            <w:shd w:fill="F2F2F2" w:val="clear"/>
-            <w:tcMar>
-              <w:top w:type="dxa" w:w="60"/>
-              <w:left w:type="dxa" w:w="120"/>
-              <w:bottom w:type="dxa" w:w="60"/>
-              <w:right w:type="dxa" w:w="120"/>
-            </w:tcMar>
-          </w:tcPr>
-          <w:p>
-            <w:r>
-              <w:rPr>
-                <w:rFonts w:ascii="Arial" w:cs="Arial" w:eastAsia="Arial" w:hAnsi="Arial"/>
-                <w:color w:val="1A1A1A"/>
-                <w:sz w:val="20"/>
-                <w:szCs w:val="20"/>
-              </w:rPr>
-              <w:t xml:space="preserve">R3, R4</w:t>
+            <w:shd w:fill="FFFFFF" w:val="clear"/>
+            <w:tcMar>
+              <w:top w:type="dxa" w:w="60"/>
+              <w:left w:type="dxa" w:w="120"/>
+              <w:bottom w:type="dxa" w:w="60"/>
+              <w:right w:type="dxa" w:w="120"/>
+            </w:tcMar>
+          </w:tcPr>
+          <w:p>
+            <w:r>
+              <w:rPr>
+                <w:rFonts w:ascii="Arial" w:cs="Arial" w:eastAsia="Arial" w:hAnsi="Arial"/>
+                <w:color w:val="1A1A1A"/>
+                <w:sz w:val="20"/>
+                <w:szCs w:val="20"/>
+              </w:rPr>
+              <w:t xml:space="preserve">C1, C4, C5</w:t>
             </w:r>
           </w:p>
         </w:tc>
@@ -3315,23 +3315,23 @@
               <w:bottom w:val="single" w:color="CCCCCC" w:sz="1"/>
               <w:right w:val="single" w:color="CCCCCC" w:sz="1"/>
             </w:tcBorders>
-            <w:shd w:fill="F2F2F2" w:val="clear"/>
-            <w:tcMar>
-              <w:top w:type="dxa" w:w="60"/>
-              <w:left w:type="dxa" w:w="120"/>
-              <w:bottom w:type="dxa" w:w="60"/>
-              <w:right w:type="dxa" w:w="120"/>
-            </w:tcMar>
-          </w:tcPr>
-          <w:p>
-            <w:r>
-              <w:rPr>
-                <w:rFonts w:ascii="Arial" w:cs="Arial" w:eastAsia="Arial" w:hAnsi="Arial"/>
-                <w:color w:val="1A1A1A"/>
-                <w:sz w:val="20"/>
-                <w:szCs w:val="20"/>
-              </w:rPr>
-              <w:t xml:space="preserve">Resistors</w:t>
+            <w:shd w:fill="FFFFFF" w:val="clear"/>
+            <w:tcMar>
+              <w:top w:type="dxa" w:w="60"/>
+              <w:left w:type="dxa" w:w="120"/>
+              <w:bottom w:type="dxa" w:w="60"/>
+              <w:right w:type="dxa" w:w="120"/>
+            </w:tcMar>
+          </w:tcPr>
+          <w:p>
+            <w:r>
+              <w:rPr>
+                <w:rFonts w:ascii="Arial" w:cs="Arial" w:eastAsia="Arial" w:hAnsi="Arial"/>
+                <w:color w:val="1A1A1A"/>
+                <w:sz w:val="20"/>
+                <w:szCs w:val="20"/>
+              </w:rPr>
+              <w:t xml:space="preserve">Capacitors</w:t>
             </w:r>
           </w:p>
         </w:tc>
@@ -3344,23 +3344,23 @@
               <w:bottom w:val="single" w:color="CCCCCC" w:sz="1"/>
               <w:right w:val="single" w:color="CCCCCC" w:sz="1"/>
             </w:tcBorders>
-            <w:shd w:fill="F2F2F2" w:val="clear"/>
-            <w:tcMar>
-              <w:top w:type="dxa" w:w="60"/>
-              <w:left w:type="dxa" w:w="120"/>
-              <w:bottom w:type="dxa" w:w="60"/>
-              <w:right w:type="dxa" w:w="120"/>
-            </w:tcMar>
-          </w:tcPr>
-          <w:p>
-            <w:r>
-              <w:rPr>
-                <w:rFonts w:ascii="Arial" w:cs="Arial" w:eastAsia="Arial" w:hAnsi="Arial"/>
-                <w:color w:val="1A1A1A"/>
-                <w:sz w:val="20"/>
-                <w:szCs w:val="20"/>
-              </w:rPr>
-              <w:t xml:space="preserve">330Ω (×2)</w:t>
+            <w:shd w:fill="FFFFFF" w:val="clear"/>
+            <w:tcMar>
+              <w:top w:type="dxa" w:w="60"/>
+              <w:left w:type="dxa" w:w="120"/>
+              <w:bottom w:type="dxa" w:w="60"/>
+              <w:right w:type="dxa" w:w="120"/>
+            </w:tcMar>
+          </w:tcPr>
+          <w:p>
+            <w:r>
+              <w:rPr>
+                <w:rFonts w:ascii="Arial" w:cs="Arial" w:eastAsia="Arial" w:hAnsi="Arial"/>
+                <w:color w:val="1A1A1A"/>
+                <w:sz w:val="20"/>
+                <w:szCs w:val="20"/>
+              </w:rPr>
+              <w:t xml:space="preserve">100nF (×3)</w:t>
             </w:r>
           </w:p>
         </w:tc>
@@ -3373,23 +3373,23 @@
               <w:bottom w:val="single" w:color="CCCCCC" w:sz="1"/>
               <w:right w:val="single" w:color="CCCCCC" w:sz="1"/>
             </w:tcBorders>
-            <w:shd w:fill="F2F2F2" w:val="clear"/>
-            <w:tcMar>
-              <w:top w:type="dxa" w:w="60"/>
-              <w:left w:type="dxa" w:w="120"/>
-              <w:bottom w:type="dxa" w:w="60"/>
-              <w:right w:type="dxa" w:w="120"/>
-            </w:tcMar>
-          </w:tcPr>
-          <w:p>
-            <w:r>
-              <w:rPr>
-                <w:rFonts w:ascii="Arial" w:cs="Arial" w:eastAsia="Arial" w:hAnsi="Arial"/>
-                <w:color w:val="1A1A1A"/>
-                <w:sz w:val="20"/>
-                <w:szCs w:val="20"/>
-              </w:rPr>
-              <w:t xml:space="preserve">DigiKey 330EBK-ND</w:t>
+            <w:shd w:fill="FFFFFF" w:val="clear"/>
+            <w:tcMar>
+              <w:top w:type="dxa" w:w="60"/>
+              <w:left w:type="dxa" w:w="120"/>
+              <w:bottom w:type="dxa" w:w="60"/>
+              <w:right w:type="dxa" w:w="120"/>
+            </w:tcMar>
+          </w:tcPr>
+          <w:p>
+            <w:r>
+              <w:rPr>
+                <w:rFonts w:ascii="Arial" w:cs="Arial" w:eastAsia="Arial" w:hAnsi="Arial"/>
+                <w:color w:val="1A1A1A"/>
+                <w:sz w:val="20"/>
+                <w:szCs w:val="20"/>
+              </w:rPr>
+              <w:t xml:space="preserve">BOJACK 104 / Amazon</w:t>
             </w:r>
           </w:p>
         </w:tc>
@@ -3402,23 +3402,23 @@
               <w:bottom w:val="single" w:color="CCCCCC" w:sz="1"/>
               <w:right w:val="single" w:color="CCCCCC" w:sz="1"/>
             </w:tcBorders>
-            <w:shd w:fill="F2F2F2" w:val="clear"/>
-            <w:tcMar>
-              <w:top w:type="dxa" w:w="60"/>
-              <w:left w:type="dxa" w:w="120"/>
-              <w:bottom w:type="dxa" w:w="60"/>
-              <w:right w:type="dxa" w:w="120"/>
-            </w:tcMar>
-          </w:tcPr>
-          <w:p>
-            <w:r>
-              <w:rPr>
-                <w:rFonts w:ascii="Arial" w:cs="Arial" w:eastAsia="Arial" w:hAnsi="Arial"/>
-                <w:color w:val="1A1A1A"/>
-                <w:sz w:val="20"/>
-                <w:szCs w:val="20"/>
-              </w:rPr>
-              <w:t xml:space="preserve">LED current limit</w:t>
+            <w:shd w:fill="FFFFFF" w:val="clear"/>
+            <w:tcMar>
+              <w:top w:type="dxa" w:w="60"/>
+              <w:left w:type="dxa" w:w="120"/>
+              <w:bottom w:type="dxa" w:w="60"/>
+              <w:right w:type="dxa" w:w="120"/>
+            </w:tcMar>
+          </w:tcPr>
+          <w:p>
+            <w:r>
+              <w:rPr>
+                <w:rFonts w:ascii="Arial" w:cs="Arial" w:eastAsia="Arial" w:hAnsi="Arial"/>
+                <w:color w:val="1A1A1A"/>
+                <w:sz w:val="20"/>
+                <w:szCs w:val="20"/>
+              </w:rPr>
+              <w:t xml:space="preserve">Ceramic disc bypass</w:t>
             </w:r>
           </w:p>
         </w:tc>
@@ -3433,23 +3433,23 @@
               <w:bottom w:val="single" w:color="CCCCCC" w:sz="1"/>
               <w:right w:val="single" w:color="CCCCCC" w:sz="1"/>
             </w:tcBorders>
-            <w:shd w:fill="FFFFFF" w:val="clear"/>
-            <w:tcMar>
-              <w:top w:type="dxa" w:w="60"/>
-              <w:left w:type="dxa" w:w="120"/>
-              <w:bottom w:type="dxa" w:w="60"/>
-              <w:right w:type="dxa" w:w="120"/>
-            </w:tcMar>
-          </w:tcPr>
-          <w:p>
-            <w:r>
-              <w:rPr>
-                <w:rFonts w:ascii="Arial" w:cs="Arial" w:eastAsia="Arial" w:hAnsi="Arial"/>
-                <w:color w:val="1A1A1A"/>
-                <w:sz w:val="20"/>
-                <w:szCs w:val="20"/>
-              </w:rPr>
-              <w:t xml:space="preserve">C1, C4, C5</w:t>
+            <w:shd w:fill="F2F2F2" w:val="clear"/>
+            <w:tcMar>
+              <w:top w:type="dxa" w:w="60"/>
+              <w:left w:type="dxa" w:w="120"/>
+              <w:bottom w:type="dxa" w:w="60"/>
+              <w:right w:type="dxa" w:w="120"/>
+            </w:tcMar>
+          </w:tcPr>
+          <w:p>
+            <w:r>
+              <w:rPr>
+                <w:rFonts w:ascii="Arial" w:cs="Arial" w:eastAsia="Arial" w:hAnsi="Arial"/>
+                <w:color w:val="1A1A1A"/>
+                <w:sz w:val="20"/>
+                <w:szCs w:val="20"/>
+              </w:rPr>
+              <w:t xml:space="preserve">C2</w:t>
             </w:r>
           </w:p>
         </w:tc>
@@ -3462,23 +3462,23 @@
               <w:bottom w:val="single" w:color="CCCCCC" w:sz="1"/>
               <w:right w:val="single" w:color="CCCCCC" w:sz="1"/>
             </w:tcBorders>
-            <w:shd w:fill="FFFFFF" w:val="clear"/>
-            <w:tcMar>
-              <w:top w:type="dxa" w:w="60"/>
-              <w:left w:type="dxa" w:w="120"/>
-              <w:bottom w:type="dxa" w:w="60"/>
-              <w:right w:type="dxa" w:w="120"/>
-            </w:tcMar>
-          </w:tcPr>
-          <w:p>
-            <w:r>
-              <w:rPr>
-                <w:rFonts w:ascii="Arial" w:cs="Arial" w:eastAsia="Arial" w:hAnsi="Arial"/>
-                <w:color w:val="1A1A1A"/>
-                <w:sz w:val="20"/>
-                <w:szCs w:val="20"/>
-              </w:rPr>
-              <w:t xml:space="preserve">Capacitors</w:t>
+            <w:shd w:fill="F2F2F2" w:val="clear"/>
+            <w:tcMar>
+              <w:top w:type="dxa" w:w="60"/>
+              <w:left w:type="dxa" w:w="120"/>
+              <w:bottom w:type="dxa" w:w="60"/>
+              <w:right w:type="dxa" w:w="120"/>
+            </w:tcMar>
+          </w:tcPr>
+          <w:p>
+            <w:r>
+              <w:rPr>
+                <w:rFonts w:ascii="Arial" w:cs="Arial" w:eastAsia="Arial" w:hAnsi="Arial"/>
+                <w:color w:val="1A1A1A"/>
+                <w:sz w:val="20"/>
+                <w:szCs w:val="20"/>
+              </w:rPr>
+              <w:t xml:space="preserve">Capacitor</w:t>
             </w:r>
           </w:p>
         </w:tc>
@@ -3491,23 +3491,23 @@
               <w:bottom w:val="single" w:color="CCCCCC" w:sz="1"/>
               <w:right w:val="single" w:color="CCCCCC" w:sz="1"/>
             </w:tcBorders>
-            <w:shd w:fill="FFFFFF" w:val="clear"/>
-            <w:tcMar>
-              <w:top w:type="dxa" w:w="60"/>
-              <w:left w:type="dxa" w:w="120"/>
-              <w:bottom w:type="dxa" w:w="60"/>
-              <w:right w:type="dxa" w:w="120"/>
-            </w:tcMar>
-          </w:tcPr>
-          <w:p>
-            <w:r>
-              <w:rPr>
-                <w:rFonts w:ascii="Arial" w:cs="Arial" w:eastAsia="Arial" w:hAnsi="Arial"/>
-                <w:color w:val="1A1A1A"/>
-                <w:sz w:val="20"/>
-                <w:szCs w:val="20"/>
-              </w:rPr>
-              <w:t xml:space="preserve">100nF (×3)</w:t>
+            <w:shd w:fill="F2F2F2" w:val="clear"/>
+            <w:tcMar>
+              <w:top w:type="dxa" w:w="60"/>
+              <w:left w:type="dxa" w:w="120"/>
+              <w:bottom w:type="dxa" w:w="60"/>
+              <w:right w:type="dxa" w:w="120"/>
+            </w:tcMar>
+          </w:tcPr>
+          <w:p>
+            <w:r>
+              <w:rPr>
+                <w:rFonts w:ascii="Arial" w:cs="Arial" w:eastAsia="Arial" w:hAnsi="Arial"/>
+                <w:color w:val="1A1A1A"/>
+                <w:sz w:val="20"/>
+                <w:szCs w:val="20"/>
+              </w:rPr>
+              <w:t>100µF 25V</w:t>
             </w:r>
           </w:p>
         </w:tc>
@@ -3520,23 +3520,23 @@
               <w:bottom w:val="single" w:color="CCCCCC" w:sz="1"/>
               <w:right w:val="single" w:color="CCCCCC" w:sz="1"/>
             </w:tcBorders>
-            <w:shd w:fill="FFFFFF" w:val="clear"/>
-            <w:tcMar>
-              <w:top w:type="dxa" w:w="60"/>
-              <w:left w:type="dxa" w:w="120"/>
-              <w:bottom w:type="dxa" w:w="60"/>
-              <w:right w:type="dxa" w:w="120"/>
-            </w:tcMar>
-          </w:tcPr>
-          <w:p>
-            <w:r>
-              <w:rPr>
-                <w:rFonts w:ascii="Arial" w:cs="Arial" w:eastAsia="Arial" w:hAnsi="Arial"/>
-                <w:color w:val="1A1A1A"/>
-                <w:sz w:val="20"/>
-                <w:szCs w:val="20"/>
-              </w:rPr>
-              <w:t xml:space="preserve">BOJACK 104 / Amazon</w:t>
+            <w:shd w:fill="F2F2F2" w:val="clear"/>
+            <w:tcMar>
+              <w:top w:type="dxa" w:w="60"/>
+              <w:left w:type="dxa" w:w="120"/>
+              <w:bottom w:type="dxa" w:w="60"/>
+              <w:right w:type="dxa" w:w="120"/>
+            </w:tcMar>
+          </w:tcPr>
+          <w:p>
+            <w:r>
+              <w:rPr>
+                <w:rFonts w:ascii="Arial" w:cs="Arial" w:eastAsia="Arial" w:hAnsi="Arial"/>
+                <w:color w:val="1A1A1A"/>
+                <w:sz w:val="20"/>
+                <w:szCs w:val="20"/>
+              </w:rPr>
+              <w:t xml:space="preserve">Tnisesm / Amazon</w:t>
             </w:r>
           </w:p>
         </w:tc>
@@ -3549,23 +3549,23 @@
               <w:bottom w:val="single" w:color="CCCCCC" w:sz="1"/>
               <w:right w:val="single" w:color="CCCCCC" w:sz="1"/>
             </w:tcBorders>
-            <w:shd w:fill="FFFFFF" w:val="clear"/>
-            <w:tcMar>
-              <w:top w:type="dxa" w:w="60"/>
-              <w:left w:type="dxa" w:w="120"/>
-              <w:bottom w:type="dxa" w:w="60"/>
-              <w:right w:type="dxa" w:w="120"/>
-            </w:tcMar>
-          </w:tcPr>
-          <w:p>
-            <w:r>
-              <w:rPr>
-                <w:rFonts w:ascii="Arial" w:cs="Arial" w:eastAsia="Arial" w:hAnsi="Arial"/>
-                <w:color w:val="1A1A1A"/>
-                <w:sz w:val="20"/>
-                <w:szCs w:val="20"/>
-              </w:rPr>
-              <w:t xml:space="preserve">Ceramic disc bypass</w:t>
+            <w:shd w:fill="F2F2F2" w:val="clear"/>
+            <w:tcMar>
+              <w:top w:type="dxa" w:w="60"/>
+              <w:left w:type="dxa" w:w="120"/>
+              <w:bottom w:type="dxa" w:w="60"/>
+              <w:right w:type="dxa" w:w="120"/>
+            </w:tcMar>
+          </w:tcPr>
+          <w:p>
+            <w:r>
+              <w:rPr>
+                <w:rFonts w:ascii="Arial" w:cs="Arial" w:eastAsia="Arial" w:hAnsi="Arial"/>
+                <w:color w:val="1A1A1A"/>
+                <w:sz w:val="20"/>
+                <w:szCs w:val="20"/>
+              </w:rPr>
+              <w:t xml:space="preserve">Electrolytic; polarity critical</w:t>
             </w:r>
           </w:p>
         </w:tc>
@@ -3580,23 +3580,23 @@
               <w:bottom w:val="single" w:color="CCCCCC" w:sz="1"/>
               <w:right w:val="single" w:color="CCCCCC" w:sz="1"/>
             </w:tcBorders>
-            <w:shd w:fill="F2F2F2" w:val="clear"/>
-            <w:tcMar>
-              <w:top w:type="dxa" w:w="60"/>
-              <w:left w:type="dxa" w:w="120"/>
-              <w:bottom w:type="dxa" w:w="60"/>
-              <w:right w:type="dxa" w:w="120"/>
-            </w:tcMar>
-          </w:tcPr>
-          <w:p>
-            <w:r>
-              <w:rPr>
-                <w:rFonts w:ascii="Arial" w:cs="Arial" w:eastAsia="Arial" w:hAnsi="Arial"/>
-                <w:color w:val="1A1A1A"/>
-                <w:sz w:val="20"/>
-                <w:szCs w:val="20"/>
-              </w:rPr>
-              <w:t xml:space="preserve">C2</w:t>
+            <w:shd w:fill="FFFFFF" w:val="clear"/>
+            <w:tcMar>
+              <w:top w:type="dxa" w:w="60"/>
+              <w:left w:type="dxa" w:w="120"/>
+              <w:bottom w:type="dxa" w:w="60"/>
+              <w:right w:type="dxa" w:w="120"/>
+            </w:tcMar>
+          </w:tcPr>
+          <w:p>
+            <w:r>
+              <w:rPr>
+                <w:rFonts w:ascii="Arial" w:cs="Arial" w:eastAsia="Arial" w:hAnsi="Arial"/>
+                <w:color w:val="1A1A1A"/>
+                <w:sz w:val="20"/>
+                <w:szCs w:val="20"/>
+              </w:rPr>
+              <w:t xml:space="preserve">C3</w:t>
             </w:r>
           </w:p>
         </w:tc>
@@ -3609,7 +3609,7 @@
               <w:bottom w:val="single" w:color="CCCCCC" w:sz="1"/>
               <w:right w:val="single" w:color="CCCCCC" w:sz="1"/>
             </w:tcBorders>
-            <w:shd w:fill="F2F2F2" w:val="clear"/>
+            <w:shd w:fill="FFFFFF" w:val="clear"/>
             <w:tcMar>
               <w:top w:type="dxa" w:w="60"/>
               <w:left w:type="dxa" w:w="120"/>
@@ -3638,23 +3638,23 @@
               <w:bottom w:val="single" w:color="CCCCCC" w:sz="1"/>
               <w:right w:val="single" w:color="CCCCCC" w:sz="1"/>
             </w:tcBorders>
-            <w:shd w:fill="F2F2F2" w:val="clear"/>
-            <w:tcMar>
-              <w:top w:type="dxa" w:w="60"/>
-              <w:left w:type="dxa" w:w="120"/>
-              <w:bottom w:type="dxa" w:w="60"/>
-              <w:right w:type="dxa" w:w="120"/>
-            </w:tcMar>
-          </w:tcPr>
-          <w:p>
-            <w:r>
-              <w:rPr>
-                <w:rFonts w:ascii="Arial" w:cs="Arial" w:eastAsia="Arial" w:hAnsi="Arial"/>
-                <w:color w:val="1A1A1A"/>
-                <w:sz w:val="20"/>
-                <w:szCs w:val="20"/>
-              </w:rPr>
-              <w:t xml:space="preserve">100µF 16V</w:t>
+            <w:shd w:fill="FFFFFF" w:val="clear"/>
+            <w:tcMar>
+              <w:top w:type="dxa" w:w="60"/>
+              <w:left w:type="dxa" w:w="120"/>
+              <w:bottom w:type="dxa" w:w="60"/>
+              <w:right w:type="dxa" w:w="120"/>
+            </w:tcMar>
+          </w:tcPr>
+          <w:p>
+            <w:r>
+              <w:rPr>
+                <w:rFonts w:ascii="Arial" w:cs="Arial" w:eastAsia="Arial" w:hAnsi="Arial"/>
+                <w:color w:val="1A1A1A"/>
+                <w:sz w:val="20"/>
+                <w:szCs w:val="20"/>
+              </w:rPr>
+              <w:t>47µF 10V</w:t>
             </w:r>
           </w:p>
         </w:tc>
@@ -3667,7 +3667,7 @@
               <w:bottom w:val="single" w:color="CCCCCC" w:sz="1"/>
               <w:right w:val="single" w:color="CCCCCC" w:sz="1"/>
             </w:tcBorders>
-            <w:shd w:fill="F2F2F2" w:val="clear"/>
+            <w:shd w:fill="FFFFFF" w:val="clear"/>
             <w:tcMar>
               <w:top w:type="dxa" w:w="60"/>
               <w:left w:type="dxa" w:w="120"/>
@@ -3696,7 +3696,7 @@
               <w:bottom w:val="single" w:color="CCCCCC" w:sz="1"/>
               <w:right w:val="single" w:color="CCCCCC" w:sz="1"/>
             </w:tcBorders>
-            <w:shd w:fill="F2F2F2" w:val="clear"/>
+            <w:shd w:fill="FFFFFF" w:val="clear"/>
             <w:tcMar>
               <w:top w:type="dxa" w:w="60"/>
               <w:left w:type="dxa" w:w="120"/>
@@ -3727,23 +3727,23 @@
               <w:bottom w:val="single" w:color="CCCCCC" w:sz="1"/>
               <w:right w:val="single" w:color="CCCCCC" w:sz="1"/>
             </w:tcBorders>
-            <w:shd w:fill="FFFFFF" w:val="clear"/>
-            <w:tcMar>
-              <w:top w:type="dxa" w:w="60"/>
-              <w:left w:type="dxa" w:w="120"/>
-              <w:bottom w:type="dxa" w:w="60"/>
-              <w:right w:type="dxa" w:w="120"/>
-            </w:tcMar>
-          </w:tcPr>
-          <w:p>
-            <w:r>
-              <w:rPr>
-                <w:rFonts w:ascii="Arial" w:cs="Arial" w:eastAsia="Arial" w:hAnsi="Arial"/>
-                <w:color w:val="1A1A1A"/>
-                <w:sz w:val="20"/>
-                <w:szCs w:val="20"/>
-              </w:rPr>
-              <w:t xml:space="preserve">C3</w:t>
+            <w:shd w:fill="F2F2F2" w:val="clear"/>
+            <w:tcMar>
+              <w:top w:type="dxa" w:w="60"/>
+              <w:left w:type="dxa" w:w="120"/>
+              <w:bottom w:type="dxa" w:w="60"/>
+              <w:right w:type="dxa" w:w="120"/>
+            </w:tcMar>
+          </w:tcPr>
+          <w:p>
+            <w:r>
+              <w:rPr>
+                <w:rFonts w:ascii="Arial" w:cs="Arial" w:eastAsia="Arial" w:hAnsi="Arial"/>
+                <w:color w:val="1A1A1A"/>
+                <w:sz w:val="20"/>
+                <w:szCs w:val="20"/>
+              </w:rPr>
+              <w:t xml:space="preserve">D1, D2</w:t>
             </w:r>
           </w:p>
         </w:tc>
@@ -3756,23 +3756,23 @@
               <w:bottom w:val="single" w:color="CCCCCC" w:sz="1"/>
               <w:right w:val="single" w:color="CCCCCC" w:sz="1"/>
             </w:tcBorders>
-            <w:shd w:fill="FFFFFF" w:val="clear"/>
-            <w:tcMar>
-              <w:top w:type="dxa" w:w="60"/>
-              <w:left w:type="dxa" w:w="120"/>
-              <w:bottom w:type="dxa" w:w="60"/>
-              <w:right w:type="dxa" w:w="120"/>
-            </w:tcMar>
-          </w:tcPr>
-          <w:p>
-            <w:r>
-              <w:rPr>
-                <w:rFonts w:ascii="Arial" w:cs="Arial" w:eastAsia="Arial" w:hAnsi="Arial"/>
-                <w:color w:val="1A1A1A"/>
-                <w:sz w:val="20"/>
-                <w:szCs w:val="20"/>
-              </w:rPr>
-              <w:t xml:space="preserve">Capacitor</w:t>
+            <w:shd w:fill="F2F2F2" w:val="clear"/>
+            <w:tcMar>
+              <w:top w:type="dxa" w:w="60"/>
+              <w:left w:type="dxa" w:w="120"/>
+              <w:bottom w:type="dxa" w:w="60"/>
+              <w:right w:type="dxa" w:w="120"/>
+            </w:tcMar>
+          </w:tcPr>
+          <w:p>
+            <w:r>
+              <w:rPr>
+                <w:rFonts w:ascii="Arial" w:cs="Arial" w:eastAsia="Arial" w:hAnsi="Arial"/>
+                <w:color w:val="1A1A1A"/>
+                <w:sz w:val="20"/>
+                <w:szCs w:val="20"/>
+              </w:rPr>
+              <w:t xml:space="preserve">LEDs</w:t>
             </w:r>
           </w:p>
         </w:tc>
@@ -3785,23 +3785,23 @@
               <w:bottom w:val="single" w:color="CCCCCC" w:sz="1"/>
               <w:right w:val="single" w:color="CCCCCC" w:sz="1"/>
             </w:tcBorders>
-            <w:shd w:fill="FFFFFF" w:val="clear"/>
-            <w:tcMar>
-              <w:top w:type="dxa" w:w="60"/>
-              <w:left w:type="dxa" w:w="120"/>
-              <w:bottom w:type="dxa" w:w="60"/>
-              <w:right w:type="dxa" w:w="120"/>
-            </w:tcMar>
-          </w:tcPr>
-          <w:p>
-            <w:r>
-              <w:rPr>
-                <w:rFonts w:ascii="Arial" w:cs="Arial" w:eastAsia="Arial" w:hAnsi="Arial"/>
-                <w:color w:val="1A1A1A"/>
-                <w:sz w:val="20"/>
-                <w:szCs w:val="20"/>
-              </w:rPr>
-              <w:t xml:space="preserve">47µF 16V</w:t>
+            <w:shd w:fill="F2F2F2" w:val="clear"/>
+            <w:tcMar>
+              <w:top w:type="dxa" w:w="60"/>
+              <w:left w:type="dxa" w:w="120"/>
+              <w:bottom w:type="dxa" w:w="60"/>
+              <w:right w:type="dxa" w:w="120"/>
+            </w:tcMar>
+          </w:tcPr>
+          <w:p>
+            <w:r>
+              <w:rPr>
+                <w:rFonts w:ascii="Arial" w:cs="Arial" w:eastAsia="Arial" w:hAnsi="Arial"/>
+                <w:color w:val="1A1A1A"/>
+                <w:sz w:val="20"/>
+                <w:szCs w:val="20"/>
+              </w:rPr>
+              <w:t xml:space="preserve">3mm red/green</w:t>
             </w:r>
           </w:p>
         </w:tc>
@@ -3814,23 +3814,23 @@
               <w:bottom w:val="single" w:color="CCCCCC" w:sz="1"/>
               <w:right w:val="single" w:color="CCCCCC" w:sz="1"/>
             </w:tcBorders>
-            <w:shd w:fill="FFFFFF" w:val="clear"/>
-            <w:tcMar>
-              <w:top w:type="dxa" w:w="60"/>
-              <w:left w:type="dxa" w:w="120"/>
-              <w:bottom w:type="dxa" w:w="60"/>
-              <w:right w:type="dxa" w:w="120"/>
-            </w:tcMar>
-          </w:tcPr>
-          <w:p>
-            <w:r>
-              <w:rPr>
-                <w:rFonts w:ascii="Arial" w:cs="Arial" w:eastAsia="Arial" w:hAnsi="Arial"/>
-                <w:color w:val="1A1A1A"/>
-                <w:sz w:val="20"/>
-                <w:szCs w:val="20"/>
-              </w:rPr>
-              <w:t xml:space="preserve">Tnisesm / Amazon</w:t>
+            <w:shd w:fill="F2F2F2" w:val="clear"/>
+            <w:tcMar>
+              <w:top w:type="dxa" w:w="60"/>
+              <w:left w:type="dxa" w:w="120"/>
+              <w:bottom w:type="dxa" w:w="60"/>
+              <w:right w:type="dxa" w:w="120"/>
+            </w:tcMar>
+          </w:tcPr>
+          <w:p>
+            <w:r>
+              <w:rPr>
+                <w:rFonts w:ascii="Arial" w:cs="Arial" w:eastAsia="Arial" w:hAnsi="Arial"/>
+                <w:color w:val="1A1A1A"/>
+                <w:sz w:val="20"/>
+                <w:szCs w:val="20"/>
+              </w:rPr>
+              <w:t xml:space="preserve">DigiKey (exact match)</w:t>
             </w:r>
           </w:p>
         </w:tc>
@@ -3843,23 +3843,23 @@
               <w:bottom w:val="single" w:color="CCCCCC" w:sz="1"/>
               <w:right w:val="single" w:color="CCCCCC" w:sz="1"/>
             </w:tcBorders>
-            <w:shd w:fill="FFFFFF" w:val="clear"/>
-            <w:tcMar>
-              <w:top w:type="dxa" w:w="60"/>
-              <w:left w:type="dxa" w:w="120"/>
-              <w:bottom w:type="dxa" w:w="60"/>
-              <w:right w:type="dxa" w:w="120"/>
-            </w:tcMar>
-          </w:tcPr>
-          <w:p>
-            <w:r>
-              <w:rPr>
-                <w:rFonts w:ascii="Arial" w:cs="Arial" w:eastAsia="Arial" w:hAnsi="Arial"/>
-                <w:color w:val="1A1A1A"/>
-                <w:sz w:val="20"/>
-                <w:szCs w:val="20"/>
-              </w:rPr>
-              <w:t xml:space="preserve">Electrolytic; polarity critical</w:t>
+            <w:shd w:fill="F2F2F2" w:val="clear"/>
+            <w:tcMar>
+              <w:top w:type="dxa" w:w="60"/>
+              <w:left w:type="dxa" w:w="120"/>
+              <w:bottom w:type="dxa" w:w="60"/>
+              <w:right w:type="dxa" w:w="120"/>
+            </w:tcMar>
+          </w:tcPr>
+          <w:p>
+            <w:r>
+              <w:rPr>
+                <w:rFonts w:ascii="Arial" w:cs="Arial" w:eastAsia="Arial" w:hAnsi="Arial"/>
+                <w:color w:val="1A1A1A"/>
+                <w:sz w:val="20"/>
+                <w:szCs w:val="20"/>
+              </w:rPr>
+              <w:t xml:space="preserve">INC/DEC status indicators</w:t>
             </w:r>
           </w:p>
         </w:tc>
@@ -3868,145 +3868,310 @@
         <w:tc>
           <w:tcPr>
             <w:tcW w:type="dxa" w:w="1200"/>
-            <w:tcBorders>
-              <w:top w:val="single" w:color="CCCCCC" w:sz="1"/>
-              <w:left w:val="single" w:color="CCCCCC" w:sz="1"/>
-              <w:bottom w:val="single" w:color="CCCCCC" w:sz="1"/>
-              <w:right w:val="single" w:color="CCCCCC" w:sz="1"/>
-            </w:tcBorders>
-            <w:shd w:fill="F2F2F2" w:val="clear"/>
-            <w:tcMar>
-              <w:top w:type="dxa" w:w="60"/>
-              <w:left w:type="dxa" w:w="120"/>
-              <w:bottom w:type="dxa" w:w="60"/>
-              <w:right w:type="dxa" w:w="120"/>
-            </w:tcMar>
-          </w:tcPr>
-          <w:p>
-            <w:r>
-              <w:rPr>
-                <w:rFonts w:ascii="Arial" w:cs="Arial" w:eastAsia="Arial" w:hAnsi="Arial"/>
-                <w:color w:val="1A1A1A"/>
-                <w:sz w:val="20"/>
-                <w:szCs w:val="20"/>
-              </w:rPr>
-              <w:t xml:space="preserve">D1, D2</w:t>
+          </w:tcPr>
+          <w:p>
+            <w:r>
+              <w:t>Q1, Q2</w:t>
             </w:r>
           </w:p>
         </w:tc>
         <w:tc>
           <w:tcPr>
             <w:tcW w:type="dxa" w:w="1800"/>
-            <w:tcBorders>
-              <w:top w:val="single" w:color="CCCCCC" w:sz="1"/>
-              <w:left w:val="single" w:color="CCCCCC" w:sz="1"/>
-              <w:bottom w:val="single" w:color="CCCCCC" w:sz="1"/>
-              <w:right w:val="single" w:color="CCCCCC" w:sz="1"/>
-            </w:tcBorders>
-            <w:shd w:fill="F2F2F2" w:val="clear"/>
-            <w:tcMar>
-              <w:top w:type="dxa" w:w="60"/>
-              <w:left w:type="dxa" w:w="120"/>
-              <w:bottom w:type="dxa" w:w="60"/>
-              <w:right w:type="dxa" w:w="120"/>
-            </w:tcMar>
-          </w:tcPr>
-          <w:p>
-            <w:r>
-              <w:rPr>
-                <w:rFonts w:ascii="Arial" w:cs="Arial" w:eastAsia="Arial" w:hAnsi="Arial"/>
-                <w:color w:val="1A1A1A"/>
-                <w:sz w:val="20"/>
-                <w:szCs w:val="20"/>
-              </w:rPr>
-              <w:t xml:space="preserve">LEDs</w:t>
+          </w:tcPr>
+          <w:p>
+            <w:r>
+              <w:t>Transistor</w:t>
             </w:r>
           </w:p>
         </w:tc>
         <w:tc>
           <w:tcPr>
             <w:tcW w:type="dxa" w:w="1800"/>
-            <w:tcBorders>
-              <w:top w:val="single" w:color="CCCCCC" w:sz="1"/>
-              <w:left w:val="single" w:color="CCCCCC" w:sz="1"/>
-              <w:bottom w:val="single" w:color="CCCCCC" w:sz="1"/>
-              <w:right w:val="single" w:color="CCCCCC" w:sz="1"/>
-            </w:tcBorders>
-            <w:shd w:fill="F2F2F2" w:val="clear"/>
-            <w:tcMar>
-              <w:top w:type="dxa" w:w="60"/>
-              <w:left w:type="dxa" w:w="120"/>
-              <w:bottom w:type="dxa" w:w="60"/>
-              <w:right w:type="dxa" w:w="120"/>
-            </w:tcMar>
-          </w:tcPr>
-          <w:p>
-            <w:r>
-              <w:rPr>
-                <w:rFonts w:ascii="Arial" w:cs="Arial" w:eastAsia="Arial" w:hAnsi="Arial"/>
-                <w:color w:val="1A1A1A"/>
-                <w:sz w:val="20"/>
-                <w:szCs w:val="20"/>
-              </w:rPr>
-              <w:t xml:space="preserve">3mm red/green</w:t>
+          </w:tcPr>
+          <w:p>
+            <w:r>
+              <w:t>2N2907A PNP TO-92L</w:t>
             </w:r>
           </w:p>
         </w:tc>
         <w:tc>
           <w:tcPr>
             <w:tcW w:type="dxa" w:w="2400"/>
-            <w:tcBorders>
-              <w:top w:val="single" w:color="CCCCCC" w:sz="1"/>
-              <w:left w:val="single" w:color="CCCCCC" w:sz="1"/>
-              <w:bottom w:val="single" w:color="CCCCCC" w:sz="1"/>
-              <w:right w:val="single" w:color="CCCCCC" w:sz="1"/>
-            </w:tcBorders>
-            <w:shd w:fill="F2F2F2" w:val="clear"/>
-            <w:tcMar>
-              <w:top w:type="dxa" w:w="60"/>
-              <w:left w:type="dxa" w:w="120"/>
-              <w:bottom w:type="dxa" w:w="60"/>
-              <w:right w:type="dxa" w:w="120"/>
-            </w:tcMar>
-          </w:tcPr>
-          <w:p>
-            <w:r>
-              <w:rPr>
-                <w:rFonts w:ascii="Arial" w:cs="Arial" w:eastAsia="Arial" w:hAnsi="Arial"/>
-                <w:color w:val="1A1A1A"/>
-                <w:sz w:val="20"/>
-                <w:szCs w:val="20"/>
-              </w:rPr>
-              <w:t xml:space="preserve">DigiKey (exact match)</w:t>
+          </w:tcPr>
+          <w:p>
+            <w:r>
+              <w:t>DigiKey 2N2907A-ND</w:t>
             </w:r>
           </w:p>
         </w:tc>
         <w:tc>
           <w:tcPr>
             <w:tcW w:type="dxa" w:w="2160"/>
-            <w:tcBorders>
-              <w:top w:val="single" w:color="CCCCCC" w:sz="1"/>
-              <w:left w:val="single" w:color="CCCCCC" w:sz="1"/>
-              <w:bottom w:val="single" w:color="CCCCCC" w:sz="1"/>
-              <w:right w:val="single" w:color="CCCCCC" w:sz="1"/>
-            </w:tcBorders>
-            <w:shd w:fill="F2F2F2" w:val="clear"/>
-            <w:tcMar>
-              <w:top w:type="dxa" w:w="60"/>
-              <w:left w:type="dxa" w:w="120"/>
-              <w:bottom w:type="dxa" w:w="60"/>
-              <w:right w:type="dxa" w:w="120"/>
-            </w:tcMar>
-          </w:tcPr>
-          <w:p>
-            <w:r>
-              <w:rPr>
-                <w:rFonts w:ascii="Arial" w:cs="Arial" w:eastAsia="Arial" w:hAnsi="Arial"/>
-                <w:color w:val="1A1A1A"/>
-                <w:sz w:val="20"/>
-                <w:szCs w:val="20"/>
-              </w:rPr>
-              <w:t xml:space="preserve">INC/DEC status indicators</w:t>
+          </w:tcPr>
+          <w:p>
+            <w:r>
+              <w:t>High-side relay driver; 2x per channel</w:t>
+            </w:r>
+          </w:p>
+        </w:tc>
+      </w:tr>
+      <w:tr>
+        <w:tc>
+          <w:tcPr>
+            <w:tcW w:type="dxa" w:w="1200"/>
+          </w:tcPr>
+          <w:p>
+            <w:r>
+              <w:t>Q3, Q4</w:t>
+            </w:r>
+          </w:p>
+        </w:tc>
+        <w:tc>
+          <w:tcPr>
+            <w:tcW w:type="dxa" w:w="1800"/>
+          </w:tcPr>
+          <w:p>
+            <w:r>
+              <w:t>Transistor</w:t>
+            </w:r>
+          </w:p>
+        </w:tc>
+        <w:tc>
+          <w:tcPr>
+            <w:tcW w:type="dxa" w:w="1800"/>
+          </w:tcPr>
+          <w:p>
+            <w:r>
+              <w:t>2N2222A NPN TO-92</w:t>
+            </w:r>
+          </w:p>
+        </w:tc>
+        <w:tc>
+          <w:tcPr>
+            <w:tcW w:type="dxa" w:w="2400"/>
+          </w:tcPr>
+          <w:p>
+            <w:r>
+              <w:t>DigiKey 2N2222A-ND</w:t>
+            </w:r>
+          </w:p>
+        </w:tc>
+        <w:tc>
+          <w:tcPr>
+            <w:tcW w:type="dxa" w:w="2160"/>
+          </w:tcPr>
+          <w:p>
+            <w:r>
+              <w:t>NPN level shifter; driven by Nano D6/D7</w:t>
+            </w:r>
+          </w:p>
+        </w:tc>
+      </w:tr>
+      <w:tr>
+        <w:tc>
+          <w:tcPr>
+            <w:tcW w:type="dxa" w:w="1200"/>
+          </w:tcPr>
+          <w:p>
+            <w:r>
+              <w:t>R5, R6</w:t>
+            </w:r>
+          </w:p>
+        </w:tc>
+        <w:tc>
+          <w:tcPr>
+            <w:tcW w:type="dxa" w:w="1800"/>
+          </w:tcPr>
+          <w:p>
+            <w:r>
+              <w:t>Resistors</w:t>
+            </w:r>
+          </w:p>
+        </w:tc>
+        <w:tc>
+          <w:tcPr>
+            <w:tcW w:type="dxa" w:w="1800"/>
+          </w:tcPr>
+          <w:p>
+            <w:r>
+              <w:t>1kΩ (x2)</w:t>
+            </w:r>
+          </w:p>
+        </w:tc>
+        <w:tc>
+          <w:tcPr>
+            <w:tcW w:type="dxa" w:w="2400"/>
+          </w:tcPr>
+          <w:p>
+            <w:r>
+              <w:t>DigiKey 1.0KEBK-ND</w:t>
+            </w:r>
+          </w:p>
+        </w:tc>
+        <w:tc>
+          <w:tcPr>
+            <w:tcW w:type="dxa" w:w="2160"/>
+          </w:tcPr>
+          <w:p>
+            <w:r>
+              <w:t>NPN base resistors (Q3, Q4)</w:t>
+            </w:r>
+          </w:p>
+        </w:tc>
+      </w:tr>
+      <w:tr>
+        <w:tc>
+          <w:tcPr>
+            <w:tcW w:type="dxa" w:w="1200"/>
+          </w:tcPr>
+          <w:p>
+            <w:r>
+              <w:t>R7, R8</w:t>
+            </w:r>
+          </w:p>
+        </w:tc>
+        <w:tc>
+          <w:tcPr>
+            <w:tcW w:type="dxa" w:w="1800"/>
+          </w:tcPr>
+          <w:p>
+            <w:r>
+              <w:t>Resistors</w:t>
+            </w:r>
+          </w:p>
+        </w:tc>
+        <w:tc>
+          <w:tcPr>
+            <w:tcW w:type="dxa" w:w="1800"/>
+          </w:tcPr>
+          <w:p>
+            <w:r>
+              <w:t>10kΩ (x2)</w:t>
+            </w:r>
+          </w:p>
+        </w:tc>
+        <w:tc>
+          <w:tcPr>
+            <w:tcW w:type="dxa" w:w="2400"/>
+          </w:tcPr>
+          <w:p>
+            <w:r>
+              <w:t>DigiKey 10KEBK-ND</w:t>
+            </w:r>
+          </w:p>
+        </w:tc>
+        <w:tc>
+          <w:tcPr>
+            <w:tcW w:type="dxa" w:w="2160"/>
+          </w:tcPr>
+          <w:p>
+            <w:r>
+              <w:t>PNP base pull-ups (Q1, Q2)</w:t>
+            </w:r>
+          </w:p>
+        </w:tc>
+      </w:tr>
+      <w:tr>
+        <w:tc>
+          <w:tcPr>
+            <w:tcW w:type="dxa" w:w="1200"/>
+          </w:tcPr>
+          <w:p>
+            <w:r>
+              <w:t>D3, D4</w:t>
+            </w:r>
+          </w:p>
+        </w:tc>
+        <w:tc>
+          <w:tcPr>
+            <w:tcW w:type="dxa" w:w="1800"/>
+          </w:tcPr>
+          <w:p>
+            <w:r>
+              <w:t>Diodes</w:t>
+            </w:r>
+          </w:p>
+        </w:tc>
+        <w:tc>
+          <w:tcPr>
+            <w:tcW w:type="dxa" w:w="1800"/>
+          </w:tcPr>
+          <w:p>
+            <w:r>
+              <w:t>1N4001 (x2)</w:t>
+            </w:r>
+          </w:p>
+        </w:tc>
+        <w:tc>
+          <w:tcPr>
+            <w:tcW w:type="dxa" w:w="2400"/>
+          </w:tcPr>
+          <w:p>
+            <w:r>
+              <w:t>DigiKey 1N4001FSCT-ND</w:t>
+            </w:r>
+          </w:p>
+        </w:tc>
+        <w:tc>
+          <w:tcPr>
+            <w:tcW w:type="dxa" w:w="2160"/>
+          </w:tcPr>
+          <w:p>
+            <w:r>
+              <w:t>Flyback; cathode to +12V; do not omit</w:t>
+            </w:r>
+          </w:p>
+        </w:tc>
+      </w:tr>
+      <w:tr>
+        <w:tc>
+          <w:tcPr>
+            <w:tcW w:type="dxa" w:w="1200"/>
+          </w:tcPr>
+          <w:p>
+            <w:r>
+              <w:t>F1</w:t>
+            </w:r>
+          </w:p>
+        </w:tc>
+        <w:tc>
+          <w:tcPr>
+            <w:tcW w:type="dxa" w:w="1800"/>
+          </w:tcPr>
+          <w:p>
+            <w:r>
+              <w:t>PTC Fuse</w:t>
+            </w:r>
+          </w:p>
+        </w:tc>
+        <w:tc>
+          <w:tcPr>
+            <w:tcW w:type="dxa" w:w="1800"/>
+          </w:tcPr>
+          <w:p>
+            <w:r>
+              <w:t>1A resettable</w:t>
+            </w:r>
+          </w:p>
+        </w:tc>
+        <w:tc>
+          <w:tcPr>
+            <w:tcW w:type="dxa" w:w="2400"/>
+          </w:tcPr>
+          <w:p>
+            <w:r>
+              <w:t>Bel Fuse 0ZRE or equiv.</w:t>
+            </w:r>
+          </w:p>
+        </w:tc>
+        <w:tc>
+          <w:tcPr>
+            <w:tcW w:type="dxa" w:w="2160"/>
+          </w:tcPr>
+          <w:p>
+            <w:r>
+              <w:t>In series with 12V_RAW; self-resets on overcurrent</w:t>
             </w:r>
           </w:p>
         </w:tc>
@@ -6221,7 +6386,7 @@
                 <w:sz w:val="20"/>
                 <w:szCs w:val="20"/>
               </w:rPr>
-              <w:t xml:space="preserve">Increase RPM relay drive (via ULN2003A)</w:t>
+              <w:t>Increase RPM relay drive (via Q3/Q1 transistor pair)</w:t>
             </w:r>
           </w:p>
         </w:tc>
@@ -6310,7 +6475,7 @@
                 <w:sz w:val="20"/>
                 <w:szCs w:val="20"/>
               </w:rPr>
-              <w:t xml:space="preserve">Decrease RPM relay drive (via ULN2003A)</w:t>
+              <w:t>Decrease RPM relay drive (via Q4/Q2 transistor pair)</w:t>
             </w:r>
           </w:p>
         </w:tc>
@@ -10337,7 +10502,7 @@
                 <w:sz w:val="20"/>
                 <w:szCs w:val="20"/>
               </w:rPr>
-              <w:t xml:space="preserve">In Progress</w:t>
+              <w:t>Complete</w:t>
             </w:r>
           </w:p>
         </w:tc>
@@ -10360,13 +10525,7 @@
           </w:tcPr>
           <w:p>
             <w:r>
-              <w:rPr>
-                <w:rFonts w:ascii="Arial" w:cs="Arial" w:eastAsia="Arial" w:hAnsi="Arial"/>
-                <w:color w:val="1A1A1A"/>
-                <w:sz w:val="20"/>
-                <w:szCs w:val="20"/>
-              </w:rPr>
-              <w:t xml:space="preserve">Fiverr contractor — 7-day delivery</w:t>
+              <w:t>Completed by Fiverr contractor; V3.1 approved 2026-04-27</w:t>
             </w:r>
           </w:p>
         </w:tc>
@@ -10426,7 +10585,7 @@
                 <w:sz w:val="20"/>
                 <w:szCs w:val="20"/>
               </w:rPr>
-              <w:t xml:space="preserve">~90% Complete</w:t>
+              <w:t>Complete</w:t>
             </w:r>
           </w:p>
         </w:tc>
@@ -10871,7 +11030,7 @@
                 <w:sz w:val="20"/>
                 <w:szCs w:val="20"/>
               </w:rPr>
-              <w:t xml:space="preserve">Pending routed Gerbers</w:t>
+              <w:t>Ordered</w:t>
             </w:r>
           </w:p>
         </w:tc>
@@ -10894,13 +11053,7 @@
           </w:tcPr>
           <w:p>
             <w:r>
-              <w:rPr>
-                <w:rFonts w:ascii="Arial" w:cs="Arial" w:eastAsia="Arial" w:hAnsi="Arial"/>
-                <w:color w:val="1A1A1A"/>
-                <w:sz w:val="20"/>
-                <w:szCs w:val="20"/>
-              </w:rPr>
-              <w:t xml:space="preserve"/>
+              <w:t>Ordered 2026-04-27 via JLCPCB</w:t>
             </w:r>
           </w:p>
         </w:tc>
